--- a/svoyo-delo/대본/1부/01화_Uvolnenie.docx
+++ b/svoyo-delo/대본/1부/01화_Uvolnenie.docx
@@ -83,7 +83,7 @@
         <w:t xml:space="preserve"> </w:t>
       </w:r>
       <w:r>
-        <w:t xml:space="preserve">- 규칙: 지문 없음. 전 화 100% 「화자명: 대사」. 1턴 15단어 이내 + 긴 턴 10~15회(25~35단어). 문법 초점: 동사 상(уходить/уйти, решать/решить, думать/подумать), 정중한 요청(Давайте…, Не подведите…), 비교급(больше, чем ничего / медленнее).</w:t>
+        <w:t xml:space="preserve">- 규칙: 지문 없음. 전 화 100% 「화자명: 대사」. 1턴 20단어 이내 + 긴 턴 10~15회(30~50단어). 문법 초점: 동사 상(уходить/уйти, решать/решить, думать/подумать), 정중한 요청(Давайте…, Не подведите…), 비교급(больше, чем ничего / медленнее).</w:t>
       </w:r>
       <w:r>
         <w:t xml:space="preserve"> </w:t>
@@ -199,119 +199,119 @@
         <w:pStyle w:val="FirstParagraph"/>
       </w:pPr>
       <w:r>
-        <w:t xml:space="preserve">KATYA: Лёша, доброе утро. Ты видел доску? Твоя фамилия опять первая.</w:t>
-      </w:r>
-    </w:p>
-    <w:p>
-      <w:pPr>
-        <w:pStyle w:val="BodyText"/>
-      </w:pPr>
-      <w:r>
-        <w:t xml:space="preserve">ALEKSEY: Видел. Сто двенадцать процентов плана. И ни одного выходного за месяц.</w:t>
-      </w:r>
-    </w:p>
-    <w:p>
-      <w:pPr>
-        <w:pStyle w:val="BodyText"/>
-      </w:pPr>
-      <w:r>
-        <w:t xml:space="preserve">KATYA: Зато премия. Гусев сказал, что в этом квартале премии будут большие.</w:t>
-      </w:r>
-    </w:p>
-    <w:p>
-      <w:pPr>
-        <w:pStyle w:val="BodyText"/>
-      </w:pPr>
-      <w:r>
-        <w:t xml:space="preserve">ALEKSEY: Гусев всегда так говорит в понедельник. В пятницу он говорит другое.</w:t>
-      </w:r>
-    </w:p>
-    <w:p>
-      <w:pPr>
-        <w:pStyle w:val="BodyText"/>
-      </w:pPr>
-      <w:r>
-        <w:t xml:space="preserve">KATYA: Ты сегодня злой. Что случилось?</w:t>
-      </w:r>
-    </w:p>
-    <w:p>
-      <w:pPr>
-        <w:pStyle w:val="BodyText"/>
-      </w:pPr>
-      <w:r>
-        <w:t xml:space="preserve">ALEKSEY: Вчера в клинике пациентка показала мне коробку филлера. Купила в интернете, со скидкой. Коробка корейская, но в надписях ошибки. Врач сказал, что таких пациенток у них две-три в неделю.</w:t>
-      </w:r>
-    </w:p>
-    <w:p>
-      <w:pPr>
-        <w:pStyle w:val="BodyText"/>
-      </w:pPr>
-      <w:r>
-        <w:t xml:space="preserve">KATYA: Это не наш продукт. Мы продаём антибиотики и мази.</w:t>
-      </w:r>
-    </w:p>
-    <w:p>
-      <w:pPr>
-        <w:pStyle w:val="BodyText"/>
-      </w:pPr>
-      <w:r>
-        <w:t xml:space="preserve">ALEKSEY: Знаю. Но я десять лет хожу к дерматологам. Они говорят только об этом.</w:t>
-      </w:r>
-    </w:p>
-    <w:p>
-      <w:pPr>
-        <w:pStyle w:val="BodyText"/>
-      </w:pPr>
-      <w:r>
-        <w:t xml:space="preserve">KATYA: О чём — об этом?</w:t>
-      </w:r>
-    </w:p>
-    <w:p>
-      <w:pPr>
-        <w:pStyle w:val="BodyText"/>
-      </w:pPr>
-      <w:r>
-        <w:t xml:space="preserve">ALEKSEY: О подделках. О том, что никто не учит. О том, что никому нельзя доверять.</w:t>
-      </w:r>
-    </w:p>
-    <w:p>
-      <w:pPr>
-        <w:pStyle w:val="BodyText"/>
-      </w:pPr>
-      <w:r>
-        <w:t xml:space="preserve">KATYA: Лёша, у нас планёрка через полчаса. Гусев хочет новые цифры.</w:t>
-      </w:r>
-    </w:p>
-    <w:p>
-      <w:pPr>
-        <w:pStyle w:val="BodyText"/>
-      </w:pPr>
-      <w:r>
-        <w:t xml:space="preserve">ALEKSEY: Будут ему цифры. Давайте по делу… Ой. Давай по делу. Привычка.</w:t>
-      </w:r>
-    </w:p>
-    <w:p>
-      <w:pPr>
-        <w:pStyle w:val="BodyText"/>
-      </w:pPr>
-      <w:r>
-        <w:t xml:space="preserve">KATYA: «Давайте по делу». Ты говоришь это даже своей кошке.</w:t>
-      </w:r>
-    </w:p>
-    <w:p>
-      <w:pPr>
-        <w:pStyle w:val="BodyText"/>
-      </w:pPr>
-      <w:r>
-        <w:t xml:space="preserve">ALEKSEY: У меня нет кошки.</w:t>
-      </w:r>
-    </w:p>
-    <w:p>
-      <w:pPr>
-        <w:pStyle w:val="BodyText"/>
-      </w:pPr>
-      <w:r>
-        <w:t xml:space="preserve">KATYA: Вот поэтому и нет. Ей бы не понравилось.</w:t>
+        <w:t xml:space="preserve">KATYA: Лёша, доброе утро. Ты уже видел доску? Твоя фамилия опять стоит первой, как и в прошлом месяце.</w:t>
+      </w:r>
+    </w:p>
+    <w:p>
+      <w:pPr>
+        <w:pStyle w:val="BodyText"/>
+      </w:pPr>
+      <w:r>
+        <w:t xml:space="preserve">ALEKSEY: Видел. Я выполнил план на сто двенадцать процентов, но за весь месяц у меня не было ни одного выходного.</w:t>
+      </w:r>
+    </w:p>
+    <w:p>
+      <w:pPr>
+        <w:pStyle w:val="BodyText"/>
+      </w:pPr>
+      <w:r>
+        <w:t xml:space="preserve">KATYA: Зато будет премия. Гусев сказал, что в этом квартале премии будут больше, чем обычно.</w:t>
+      </w:r>
+    </w:p>
+    <w:p>
+      <w:pPr>
+        <w:pStyle w:val="BodyText"/>
+      </w:pPr>
+      <w:r>
+        <w:t xml:space="preserve">ALEKSEY: Гусев всегда так говорит в понедельник, а в пятницу он почему-то говорит совсем другое.</w:t>
+      </w:r>
+    </w:p>
+    <w:p>
+      <w:pPr>
+        <w:pStyle w:val="BodyText"/>
+      </w:pPr>
+      <w:r>
+        <w:t xml:space="preserve">KATYA: Ты сегодня какой-то злой. Что случилось, пока я была в отпуске?</w:t>
+      </w:r>
+    </w:p>
+    <w:p>
+      <w:pPr>
+        <w:pStyle w:val="BodyText"/>
+      </w:pPr>
+      <w:r>
+        <w:t xml:space="preserve">ALEKSEY: Вчера в клинике пациентка показала мне коробку филлера, которую купила в интернете со скидкой. Коробка вроде корейская, но в надписях ошибки. А врач сказал, что таких пациенток у них приходит две-три в неделю.</w:t>
+      </w:r>
+    </w:p>
+    <w:p>
+      <w:pPr>
+        <w:pStyle w:val="BodyText"/>
+      </w:pPr>
+      <w:r>
+        <w:t xml:space="preserve">KATYA: Но это же не наш продукт. Мы продаём антибиотики и мази, а не уколы красоты.</w:t>
+      </w:r>
+    </w:p>
+    <w:p>
+      <w:pPr>
+        <w:pStyle w:val="BodyText"/>
+      </w:pPr>
+      <w:r>
+        <w:t xml:space="preserve">ALEKSEY: Знаю. Но я десять лет хожу к дерматологам, и сейчас они говорят только об этом.</w:t>
+      </w:r>
+    </w:p>
+    <w:p>
+      <w:pPr>
+        <w:pStyle w:val="BodyText"/>
+      </w:pPr>
+      <w:r>
+        <w:t xml:space="preserve">KATYA: Подожди, о чём именно они говорят? Я что-то не поняла.</w:t>
+      </w:r>
+    </w:p>
+    <w:p>
+      <w:pPr>
+        <w:pStyle w:val="BodyText"/>
+      </w:pPr>
+      <w:r>
+        <w:t xml:space="preserve">ALEKSEY: О подделках, о том, что никто не учит врачей, и о том, что никому нельзя доверять.</w:t>
+      </w:r>
+    </w:p>
+    <w:p>
+      <w:pPr>
+        <w:pStyle w:val="BodyText"/>
+      </w:pPr>
+      <w:r>
+        <w:t xml:space="preserve">KATYA: Лёша, у нас планёрка через полчаса, и Гусев хочет услышать новые цифры, а не жалобы.</w:t>
+      </w:r>
+    </w:p>
+    <w:p>
+      <w:pPr>
+        <w:pStyle w:val="BodyText"/>
+      </w:pPr>
+      <w:r>
+        <w:t xml:space="preserve">ALEKSEY: Будут ему цифры. Давайте по делу… Ой, то есть давай по делу. Это привычка.</w:t>
+      </w:r>
+    </w:p>
+    <w:p>
+      <w:pPr>
+        <w:pStyle w:val="BodyText"/>
+      </w:pPr>
+      <w:r>
+        <w:t xml:space="preserve">KATYA: «Давайте по делу». Ты говоришь это даже своей кошке, я уверена.</w:t>
+      </w:r>
+    </w:p>
+    <w:p>
+      <w:pPr>
+        <w:pStyle w:val="BodyText"/>
+      </w:pPr>
+      <w:r>
+        <w:t xml:space="preserve">ALEKSEY: У меня нет кошки, ты же знаешь.</w:t>
+      </w:r>
+    </w:p>
+    <w:p>
+      <w:pPr>
+        <w:pStyle w:val="BodyText"/>
+      </w:pPr>
+      <w:r>
+        <w:t xml:space="preserve">KATYA: Вот поэтому её и нет. Ей бы не понравилось, что с ней говорят как на совещании.</w:t>
       </w:r>
     </w:p>
     <w:bookmarkEnd w:id="21"/>
@@ -329,279 +329,279 @@
         <w:pStyle w:val="FirstParagraph"/>
       </w:pPr>
       <w:r>
-        <w:t xml:space="preserve">GUSEV: Коллеги, доброе утро. Садитесь. Новости хорошие и очень хорошие.</w:t>
-      </w:r>
-    </w:p>
-    <w:p>
-      <w:pPr>
-        <w:pStyle w:val="BodyText"/>
-      </w:pPr>
-      <w:r>
-        <w:t xml:space="preserve">TIMUR: Начните с очень хороших, Андрей Витальевич.</w:t>
-      </w:r>
-    </w:p>
-    <w:p>
-      <w:pPr>
-        <w:pStyle w:val="BodyText"/>
-      </w:pPr>
-      <w:r>
-        <w:t xml:space="preserve">GUSEV: Женева повысила план на тридцать процентов. Это значит, что нам доверяют.</w:t>
-      </w:r>
-    </w:p>
-    <w:p>
-      <w:pPr>
-        <w:pStyle w:val="BodyText"/>
-      </w:pPr>
-      <w:r>
-        <w:t xml:space="preserve">KATYA: Тридцать процентов? Рынок вырос на пять.</w:t>
-      </w:r>
-    </w:p>
-    <w:p>
-      <w:pPr>
-        <w:pStyle w:val="BodyText"/>
-      </w:pPr>
-      <w:r>
-        <w:t xml:space="preserve">GUSEV: Рынок — это для аналитиков. Мы — для результата. Алексей Николаевич, вы молчите.</w:t>
-      </w:r>
-    </w:p>
-    <w:p>
-      <w:pPr>
-        <w:pStyle w:val="BodyText"/>
-      </w:pPr>
-      <w:r>
-        <w:t xml:space="preserve">ALEKSEY: Я считаю. Давайте по делу: откуда возьмутся эти тридцать процентов?</w:t>
-      </w:r>
-    </w:p>
-    <w:p>
-      <w:pPr>
-        <w:pStyle w:val="BodyText"/>
-      </w:pPr>
-      <w:r>
-        <w:t xml:space="preserve">GUSEV: Хороший вопрос. Мы запускаем образовательную программу. Врачи, которые выписывают наш препарат чаще других, поедут на конференцию в Сочи. Три дня, море, хорошая гостиница. Всё за счёт компании.</w:t>
-      </w:r>
-    </w:p>
-    <w:p>
-      <w:pPr>
-        <w:pStyle w:val="BodyText"/>
-      </w:pPr>
-      <w:r>
-        <w:t xml:space="preserve">TIMUR: Отличная программа! Врачи будут довольны.</w:t>
-      </w:r>
-    </w:p>
-    <w:p>
-      <w:pPr>
-        <w:pStyle w:val="BodyText"/>
-      </w:pPr>
-      <w:r>
-        <w:t xml:space="preserve">ALEKSEY: А кто решает, какие врачи поедут?</w:t>
-      </w:r>
-    </w:p>
-    <w:p>
-      <w:pPr>
-        <w:pStyle w:val="BodyText"/>
-      </w:pPr>
-      <w:r>
-        <w:t xml:space="preserve">GUSEV: Вы решаете. Каждый менеджер по своему списку. По количеству рецептов.</w:t>
-      </w:r>
-    </w:p>
-    <w:p>
-      <w:pPr>
-        <w:pStyle w:val="BodyText"/>
-      </w:pPr>
-      <w:r>
-        <w:t xml:space="preserve">ALEKSEY: То есть мы платим врачам за рецепты. Только не деньгами, а морем.</w:t>
-      </w:r>
-    </w:p>
-    <w:p>
-      <w:pPr>
-        <w:pStyle w:val="BodyText"/>
-      </w:pPr>
-      <w:r>
-        <w:t xml:space="preserve">GUSEV: Алексей Николаевич, выбирайте слова. Это образование. Там будут лекции.</w:t>
-      </w:r>
-    </w:p>
-    <w:p>
-      <w:pPr>
-        <w:pStyle w:val="BodyText"/>
-      </w:pPr>
-      <w:r>
-        <w:t xml:space="preserve">KATYA: Сколько часов лекций?</w:t>
-      </w:r>
-    </w:p>
-    <w:p>
-      <w:pPr>
-        <w:pStyle w:val="BodyText"/>
-      </w:pPr>
-      <w:r>
-        <w:t xml:space="preserve">GUSEV: Два часа. Утром. Потом — свободная программа.</w:t>
-      </w:r>
-    </w:p>
-    <w:p>
-      <w:pPr>
-        <w:pStyle w:val="BodyText"/>
-      </w:pPr>
-      <w:r>
-        <w:t xml:space="preserve">ALEKSEY: Андрей Витальевич, по закону врач не может получать подарки и поездки за назначение препарата. Если проверка спросит, почему в Сочи поехали только те, кто много выписывает, что мы ответим?</w:t>
-      </w:r>
-    </w:p>
-    <w:p>
-      <w:pPr>
-        <w:pStyle w:val="BodyText"/>
-      </w:pPr>
-      <w:r>
-        <w:t xml:space="preserve">GUSEV: Юристы всё проверили. В документах написано «образовательное мероприятие».</w:t>
-      </w:r>
-    </w:p>
-    <w:p>
-      <w:pPr>
-        <w:pStyle w:val="BodyText"/>
-      </w:pPr>
-      <w:r>
-        <w:t xml:space="preserve">ALEKSEY: В документах можно написать что угодно. Врачи всё понимают.</w:t>
-      </w:r>
-    </w:p>
-    <w:p>
-      <w:pPr>
-        <w:pStyle w:val="BodyText"/>
-      </w:pPr>
-      <w:r>
-        <w:t xml:space="preserve">TIMUR: Лёша, ну не будь святым. Все компании так делают.</w:t>
-      </w:r>
-    </w:p>
-    <w:p>
-      <w:pPr>
-        <w:pStyle w:val="BodyText"/>
-      </w:pPr>
-      <w:r>
-        <w:t xml:space="preserve">ALEKSEY: Не все. И я не святой. Я просто не хочу это делать.</w:t>
-      </w:r>
-    </w:p>
-    <w:p>
-      <w:pPr>
-        <w:pStyle w:val="BodyText"/>
-      </w:pPr>
-      <w:r>
-        <w:t xml:space="preserve">GUSEV: Хорошо. Давайте спокойно. Что вы предлагаете вместо этого?</w:t>
-      </w:r>
-    </w:p>
-    <w:p>
-      <w:pPr>
-        <w:pStyle w:val="BodyText"/>
-      </w:pPr>
-      <w:r>
-        <w:t xml:space="preserve">ALEKSEY: Настоящее обучение. Открытые семинары для всех дерматологов, а не только для тех, кто выписывает. Хорошие лекторы, клинические случаи, вопросы. Врачи запомнят, кто их учил. Продажи придут, но медленнее.</w:t>
-      </w:r>
-    </w:p>
-    <w:p>
-      <w:pPr>
-        <w:pStyle w:val="BodyText"/>
-      </w:pPr>
-      <w:r>
-        <w:t xml:space="preserve">GUSEV: Медленнее. Вот именно. У меня план на квартал, а не на десять лет.</w:t>
-      </w:r>
-    </w:p>
-    <w:p>
-      <w:pPr>
-        <w:pStyle w:val="BodyText"/>
-      </w:pPr>
-      <w:r>
-        <w:t xml:space="preserve">KATYA: Можно я скажу? Мои врачи тоже спрашивают про обучение, а не про море.</w:t>
-      </w:r>
-    </w:p>
-    <w:p>
-      <w:pPr>
-        <w:pStyle w:val="BodyText"/>
-      </w:pPr>
-      <w:r>
-        <w:t xml:space="preserve">GUSEV: Екатерина, ваши врачи выписывают на сорок процентов меньше, чем у Воронцова.</w:t>
-      </w:r>
-    </w:p>
-    <w:p>
-      <w:pPr>
-        <w:pStyle w:val="BodyText"/>
-      </w:pPr>
-      <w:r>
-        <w:t xml:space="preserve">KATYA: Спасибо, что напомнили при всех.</w:t>
-      </w:r>
-    </w:p>
-    <w:p>
-      <w:pPr>
-        <w:pStyle w:val="BodyText"/>
-      </w:pPr>
-      <w:r>
-        <w:t xml:space="preserve">GUSEV: Я не хотел вас обидеть. Я говорю о цифрах.</w:t>
-      </w:r>
-    </w:p>
-    <w:p>
-      <w:pPr>
-        <w:pStyle w:val="BodyText"/>
-      </w:pPr>
-      <w:r>
-        <w:t xml:space="preserve">ALEKSEY: Цифры сделал я. Без Сочи. Значит, можно и без Сочи.</w:t>
-      </w:r>
-    </w:p>
-    <w:p>
-      <w:pPr>
-        <w:pStyle w:val="BodyText"/>
-      </w:pPr>
-      <w:r>
-        <w:t xml:space="preserve">GUSEV: Можно было. В прошлом году. План был другой.</w:t>
-      </w:r>
-    </w:p>
-    <w:p>
-      <w:pPr>
-        <w:pStyle w:val="BodyText"/>
-      </w:pPr>
-      <w:r>
-        <w:t xml:space="preserve">TIMUR: Андрей Витальевич, а списки когда сдавать?</w:t>
-      </w:r>
-    </w:p>
-    <w:p>
-      <w:pPr>
-        <w:pStyle w:val="BodyText"/>
-      </w:pPr>
-      <w:r>
-        <w:t xml:space="preserve">GUSEV: До пятницы. Каждый — своих двадцать врачей. Воронцов, вы тоже.</w:t>
-      </w:r>
-    </w:p>
-    <w:p>
-      <w:pPr>
-        <w:pStyle w:val="BodyText"/>
-      </w:pPr>
-      <w:r>
-        <w:t xml:space="preserve">ALEKSEY: Я подумаю.</w:t>
-      </w:r>
-    </w:p>
-    <w:p>
-      <w:pPr>
-        <w:pStyle w:val="BodyText"/>
-      </w:pPr>
-      <w:r>
-        <w:t xml:space="preserve">GUSEV: Здесь нечего думать. Это не предложение, это задача. Вы лучший менеджер региона, Алексей Николаевич, и я на вас рассчитываю. Не подведите меня перед Женевой. В пятницу жду ваш список у себя на столе.</w:t>
-      </w:r>
-    </w:p>
-    <w:p>
-      <w:pPr>
-        <w:pStyle w:val="BodyText"/>
-      </w:pPr>
-      <w:r>
-        <w:t xml:space="preserve">KATYA: Андрей Витальевич, а если врач не хочет ехать?</w:t>
-      </w:r>
-    </w:p>
-    <w:p>
-      <w:pPr>
-        <w:pStyle w:val="BodyText"/>
-      </w:pPr>
-      <w:r>
-        <w:t xml:space="preserve">GUSEV: Все хотят. Море в марте — это аргумент. Всё, коллеги, работаем.</w:t>
-      </w:r>
-    </w:p>
-    <w:p>
-      <w:pPr>
-        <w:pStyle w:val="BodyText"/>
-      </w:pPr>
-      <w:r>
-        <w:t xml:space="preserve">ALEKSEY: Работаем. Только каждый по-своему.</w:t>
+        <w:t xml:space="preserve">GUSEV: Коллеги, доброе утро, садитесь. У меня две новости: хорошая и очень хорошая.</w:t>
+      </w:r>
+    </w:p>
+    <w:p>
+      <w:pPr>
+        <w:pStyle w:val="BodyText"/>
+      </w:pPr>
+      <w:r>
+        <w:t xml:space="preserve">TIMUR: Тогда начните с очень хорошей, Андрей Витальевич, чтобы понедельник был приятнее.</w:t>
+      </w:r>
+    </w:p>
+    <w:p>
+      <w:pPr>
+        <w:pStyle w:val="BodyText"/>
+      </w:pPr>
+      <w:r>
+        <w:t xml:space="preserve">GUSEV: Женева повысила наш план на тридцать процентов. Это значит, что нам доверяют больше, чем другим регионам.</w:t>
+      </w:r>
+    </w:p>
+    <w:p>
+      <w:pPr>
+        <w:pStyle w:val="BodyText"/>
+      </w:pPr>
+      <w:r>
+        <w:t xml:space="preserve">KATYA: На тридцать процентов? Но ведь рынок за год вырос всего на пять.</w:t>
+      </w:r>
+    </w:p>
+    <w:p>
+      <w:pPr>
+        <w:pStyle w:val="BodyText"/>
+      </w:pPr>
+      <w:r>
+        <w:t xml:space="preserve">GUSEV: Рынок — это для аналитиков, а мы работаем на результат. Алексей Николаевич, а почему вы молчите?</w:t>
+      </w:r>
+    </w:p>
+    <w:p>
+      <w:pPr>
+        <w:pStyle w:val="BodyText"/>
+      </w:pPr>
+      <w:r>
+        <w:t xml:space="preserve">ALEKSEY: Потому что я считаю. Давайте по делу: откуда возьмутся эти тридцать процентов, если рынок растёт на пять?</w:t>
+      </w:r>
+    </w:p>
+    <w:p>
+      <w:pPr>
+        <w:pStyle w:val="BodyText"/>
+      </w:pPr>
+      <w:r>
+        <w:t xml:space="preserve">GUSEV: Хороший вопрос. Мы запускаем образовательную программу. Врачи, которые выписывают наш препарат чаще других, поедут на конференцию в Сочи. Три дня у моря, хорошая гостиница, ужины, и всё это за счёт компании.</w:t>
+      </w:r>
+    </w:p>
+    <w:p>
+      <w:pPr>
+        <w:pStyle w:val="BodyText"/>
+      </w:pPr>
+      <w:r>
+        <w:t xml:space="preserve">TIMUR: Отличная программа! Врачи точно будут довольны, особенно в марте.</w:t>
+      </w:r>
+    </w:p>
+    <w:p>
+      <w:pPr>
+        <w:pStyle w:val="BodyText"/>
+      </w:pPr>
+      <w:r>
+        <w:t xml:space="preserve">ALEKSEY: А кто будет решать, какие именно врачи поедут в Сочи?</w:t>
+      </w:r>
+    </w:p>
+    <w:p>
+      <w:pPr>
+        <w:pStyle w:val="BodyText"/>
+      </w:pPr>
+      <w:r>
+        <w:t xml:space="preserve">GUSEV: Решаете вы. Каждый менеджер выбирает по своему списку, по количеству рецептов за квартал.</w:t>
+      </w:r>
+    </w:p>
+    <w:p>
+      <w:pPr>
+        <w:pStyle w:val="BodyText"/>
+      </w:pPr>
+      <w:r>
+        <w:t xml:space="preserve">ALEKSEY: То есть мы платим врачам за рецепты, только не деньгами, а морем и гостиницей.</w:t>
+      </w:r>
+    </w:p>
+    <w:p>
+      <w:pPr>
+        <w:pStyle w:val="BodyText"/>
+      </w:pPr>
+      <w:r>
+        <w:t xml:space="preserve">GUSEV: Алексей Николаевич, выбирайте слова. Это образование, и там будут настоящие лекции.</w:t>
+      </w:r>
+    </w:p>
+    <w:p>
+      <w:pPr>
+        <w:pStyle w:val="BodyText"/>
+      </w:pPr>
+      <w:r>
+        <w:t xml:space="preserve">KATYA: А сколько часов лекций будет в программе, если не секрет?</w:t>
+      </w:r>
+    </w:p>
+    <w:p>
+      <w:pPr>
+        <w:pStyle w:val="BodyText"/>
+      </w:pPr>
+      <w:r>
+        <w:t xml:space="preserve">GUSEV: Два часа, утром. А потом у врачей свободная программа, чтобы они могли отдохнуть.</w:t>
+      </w:r>
+    </w:p>
+    <w:p>
+      <w:pPr>
+        <w:pStyle w:val="BodyText"/>
+      </w:pPr>
+      <w:r>
+        <w:t xml:space="preserve">ALEKSEY: Андрей Витальевич, по закону врач не может получать подарки и поездки за назначение препарата. Если проверка спросит, почему в Сочи поехали только те, кто много выписывает, что мы ответим? Я не хочу, чтобы мои врачи потом объясняли это следователю.</w:t>
+      </w:r>
+    </w:p>
+    <w:p>
+      <w:pPr>
+        <w:pStyle w:val="BodyText"/>
+      </w:pPr>
+      <w:r>
+        <w:t xml:space="preserve">GUSEV: Юристы всё проверили, не волнуйтесь. В документах написано «образовательное мероприятие», и этого достаточно.</w:t>
+      </w:r>
+    </w:p>
+    <w:p>
+      <w:pPr>
+        <w:pStyle w:val="BodyText"/>
+      </w:pPr>
+      <w:r>
+        <w:t xml:space="preserve">ALEKSEY: В документах можно написать что угодно, но врачи всё прекрасно понимают.</w:t>
+      </w:r>
+    </w:p>
+    <w:p>
+      <w:pPr>
+        <w:pStyle w:val="BodyText"/>
+      </w:pPr>
+      <w:r>
+        <w:t xml:space="preserve">TIMUR: Лёша, ну не будь святым. Ты же знаешь, что все компании так делают.</w:t>
+      </w:r>
+    </w:p>
+    <w:p>
+      <w:pPr>
+        <w:pStyle w:val="BodyText"/>
+      </w:pPr>
+      <w:r>
+        <w:t xml:space="preserve">ALEKSEY: Не все. И я не святой, Тимур, я просто не хочу этого делать.</w:t>
+      </w:r>
+    </w:p>
+    <w:p>
+      <w:pPr>
+        <w:pStyle w:val="BodyText"/>
+      </w:pPr>
+      <w:r>
+        <w:t xml:space="preserve">GUSEV: Хорошо, давайте спокойно. Что вы тогда предлагаете вместо этого?</w:t>
+      </w:r>
+    </w:p>
+    <w:p>
+      <w:pPr>
+        <w:pStyle w:val="BodyText"/>
+      </w:pPr>
+      <w:r>
+        <w:t xml:space="preserve">ALEKSEY: Настоящее обучение. Открытые семинары для всех дерматологов, а не только для тех, кто много выписывает. Хорошие лекторы, клинические случаи, честные ответы на вопросы. Врачи запомнят, кто их учил, и продажи придут, хотя и медленнее.</w:t>
+      </w:r>
+    </w:p>
+    <w:p>
+      <w:pPr>
+        <w:pStyle w:val="BodyText"/>
+      </w:pPr>
+      <w:r>
+        <w:t xml:space="preserve">GUSEV: Медленнее, вот именно. У меня план на квартал, а не на десять лет вперёд.</w:t>
+      </w:r>
+    </w:p>
+    <w:p>
+      <w:pPr>
+        <w:pStyle w:val="BodyText"/>
+      </w:pPr>
+      <w:r>
+        <w:t xml:space="preserve">KATYA: Можно я скажу? Мои врачи тоже спрашивают про обучение, а про море никто не спрашивает.</w:t>
+      </w:r>
+    </w:p>
+    <w:p>
+      <w:pPr>
+        <w:pStyle w:val="BodyText"/>
+      </w:pPr>
+      <w:r>
+        <w:t xml:space="preserve">GUSEV: Екатерина, ваши врачи выписывают на сорок процентов меньше, чем врачи Воронцова.</w:t>
+      </w:r>
+    </w:p>
+    <w:p>
+      <w:pPr>
+        <w:pStyle w:val="BodyText"/>
+      </w:pPr>
+      <w:r>
+        <w:t xml:space="preserve">KATYA: Спасибо, что напомнили об этом при всех, Андрей Витальевич.</w:t>
+      </w:r>
+    </w:p>
+    <w:p>
+      <w:pPr>
+        <w:pStyle w:val="BodyText"/>
+      </w:pPr>
+      <w:r>
+        <w:t xml:space="preserve">GUSEV: Я не хотел вас обидеть. Я говорю только о цифрах, а цифры не обижаются.</w:t>
+      </w:r>
+    </w:p>
+    <w:p>
+      <w:pPr>
+        <w:pStyle w:val="BodyText"/>
+      </w:pPr>
+      <w:r>
+        <w:t xml:space="preserve">ALEKSEY: Эти цифры сделал я, и сделал без Сочи. Значит, можно работать и без Сочи.</w:t>
+      </w:r>
+    </w:p>
+    <w:p>
+      <w:pPr>
+        <w:pStyle w:val="BodyText"/>
+      </w:pPr>
+      <w:r>
+        <w:t xml:space="preserve">GUSEV: Можно было, в прошлом году. Но тогда и план был совсем другой.</w:t>
+      </w:r>
+    </w:p>
+    <w:p>
+      <w:pPr>
+        <w:pStyle w:val="BodyText"/>
+      </w:pPr>
+      <w:r>
+        <w:t xml:space="preserve">TIMUR: Андрей Витальевич, а когда нужно сдавать списки врачей?</w:t>
+      </w:r>
+    </w:p>
+    <w:p>
+      <w:pPr>
+        <w:pStyle w:val="BodyText"/>
+      </w:pPr>
+      <w:r>
+        <w:t xml:space="preserve">GUSEV: До пятницы. Каждый сдаёт своих двадцать врачей, и вы, Воронцов, тоже.</w:t>
+      </w:r>
+    </w:p>
+    <w:p>
+      <w:pPr>
+        <w:pStyle w:val="BodyText"/>
+      </w:pPr>
+      <w:r>
+        <w:t xml:space="preserve">ALEKSEY: Мне нужно подумать, прежде чем я что-то подпишу.</w:t>
+      </w:r>
+    </w:p>
+    <w:p>
+      <w:pPr>
+        <w:pStyle w:val="BodyText"/>
+      </w:pPr>
+      <w:r>
+        <w:t xml:space="preserve">GUSEV: Здесь нечего думать. Это не предложение, а задача. Вы лучший менеджер региона, Алексей Николаевич, и я на вас рассчитываю. Не подведите меня перед Женевой. В пятницу я жду ваш список у себя на столе.</w:t>
+      </w:r>
+    </w:p>
+    <w:p>
+      <w:pPr>
+        <w:pStyle w:val="BodyText"/>
+      </w:pPr>
+      <w:r>
+        <w:t xml:space="preserve">KATYA: Андрей Витальевич, а что делать, если врач не захочет ехать?</w:t>
+      </w:r>
+    </w:p>
+    <w:p>
+      <w:pPr>
+        <w:pStyle w:val="BodyText"/>
+      </w:pPr>
+      <w:r>
+        <w:t xml:space="preserve">GUSEV: Захотят все. Море в марте — это серьёзный аргумент. Всё, коллеги, работаем.</w:t>
+      </w:r>
+    </w:p>
+    <w:p>
+      <w:pPr>
+        <w:pStyle w:val="BodyText"/>
+      </w:pPr>
+      <w:r>
+        <w:t xml:space="preserve">ALEKSEY: Работаем. Только, похоже, каждый будет работать по-своему.</w:t>
       </w:r>
     </w:p>
     <w:bookmarkEnd w:id="22"/>
@@ -619,239 +619,239 @@
         <w:pStyle w:val="FirstParagraph"/>
       </w:pPr>
       <w:r>
-        <w:t xml:space="preserve">GALYA: Алексей Николаевич, Елена Викторовна вас ждёт. Только у неё десять минут.</w:t>
-      </w:r>
-    </w:p>
-    <w:p>
-      <w:pPr>
-        <w:pStyle w:val="BodyText"/>
-      </w:pPr>
-      <w:r>
-        <w:t xml:space="preserve">ALEKSEY: Мне хватит пяти. Спасибо, Галина.</w:t>
-      </w:r>
-    </w:p>
-    <w:p>
-      <w:pPr>
-        <w:pStyle w:val="BodyText"/>
-      </w:pPr>
-      <w:r>
-        <w:t xml:space="preserve">KORNILOVA: Воронцов. Опять ваша мазь? Я её уже выписываю. Что ещё?</w:t>
-      </w:r>
-    </w:p>
-    <w:p>
-      <w:pPr>
-        <w:pStyle w:val="BodyText"/>
-      </w:pPr>
-      <w:r>
-        <w:t xml:space="preserve">ALEKSEY: Нет, сегодня не мазь. Сегодня у меня к вам вопрос.</w:t>
-      </w:r>
-    </w:p>
-    <w:p>
-      <w:pPr>
-        <w:pStyle w:val="BodyText"/>
-      </w:pPr>
-      <w:r>
-        <w:t xml:space="preserve">KORNILOVA: Вопрос — это хорошо. Обычно менеджеры приносят ручки и календари.</w:t>
-      </w:r>
-    </w:p>
-    <w:p>
-      <w:pPr>
-        <w:pStyle w:val="BodyText"/>
-      </w:pPr>
-      <w:r>
-        <w:t xml:space="preserve">ALEKSEY: Ручки у меня в машине. Вы их всё равно не берёте.</w:t>
-      </w:r>
-    </w:p>
-    <w:p>
-      <w:pPr>
-        <w:pStyle w:val="BodyText"/>
-      </w:pPr>
-      <w:r>
-        <w:t xml:space="preserve">KORNILOVA: Не беру. Задавайте ваш вопрос.</w:t>
-      </w:r>
-    </w:p>
-    <w:p>
-      <w:pPr>
-        <w:pStyle w:val="BodyText"/>
-      </w:pPr>
-      <w:r>
-        <w:t xml:space="preserve">ALEKSEY: Филлеры. Гиалуроновая кислота. Где вы их покупаете и чем недовольны?</w:t>
-      </w:r>
-    </w:p>
-    <w:p>
-      <w:pPr>
-        <w:pStyle w:val="BodyText"/>
-      </w:pPr>
-      <w:r>
-        <w:t xml:space="preserve">KORNILOVA: Почему менеджер по антибиотикам спрашивает про филлеры?</w:t>
-      </w:r>
-    </w:p>
-    <w:p>
-      <w:pPr>
-        <w:pStyle w:val="BodyText"/>
-      </w:pPr>
-      <w:r>
-        <w:t xml:space="preserve">ALEKSEY: Потому что все врачи, к которым я хожу, говорят о них. Хочу понять.</w:t>
-      </w:r>
-    </w:p>
-    <w:p>
-      <w:pPr>
-        <w:pStyle w:val="BodyText"/>
-      </w:pPr>
-      <w:r>
-        <w:t xml:space="preserve">KORNILOVA: Хорошо. Я работаю с двумя европейскими марками. Они хорошие, но дорогие, и поставки нерегулярные. Месяц нет товара, потом есть. А пациентки не ждут. Они идут туда, где дешевле.</w:t>
-      </w:r>
-    </w:p>
-    <w:p>
-      <w:pPr>
-        <w:pStyle w:val="BodyText"/>
-      </w:pPr>
-      <w:r>
-        <w:t xml:space="preserve">ALEKSEY: Куда — туда?</w:t>
-      </w:r>
-    </w:p>
-    <w:p>
-      <w:pPr>
-        <w:pStyle w:val="BodyText"/>
-      </w:pPr>
-      <w:r>
-        <w:t xml:space="preserve">KORNILOVA: Галя, принесите, пожалуйста, ту коробку. Из шкафа. Вы знаете какую.</w:t>
-      </w:r>
-    </w:p>
-    <w:p>
-      <w:pPr>
-        <w:pStyle w:val="BodyText"/>
-      </w:pPr>
-      <w:r>
-        <w:t xml:space="preserve">GALYA: Вот она. Пациентка принесла в пятницу. После осложнения.</w:t>
-      </w:r>
-    </w:p>
-    <w:p>
-      <w:pPr>
-        <w:pStyle w:val="BodyText"/>
-      </w:pPr>
-      <w:r>
-        <w:t xml:space="preserve">ALEKSEY: Можно посмотреть? Корейская. Но здесь ошибка в названии. И номера партии нет.</w:t>
-      </w:r>
-    </w:p>
-    <w:p>
-      <w:pPr>
-        <w:pStyle w:val="BodyText"/>
-      </w:pPr>
-      <w:r>
-        <w:t xml:space="preserve">KORNILOVA: Вы заметили за три секунды. Пациентка не заметила за три месяца.</w:t>
-      </w:r>
-    </w:p>
-    <w:p>
-      <w:pPr>
-        <w:pStyle w:val="BodyText"/>
-      </w:pPr>
-      <w:r>
-        <w:t xml:space="preserve">ALEKSEY: Кто ей это колол?</w:t>
-      </w:r>
-    </w:p>
-    <w:p>
-      <w:pPr>
-        <w:pStyle w:val="BodyText"/>
-      </w:pPr>
-      <w:r>
-        <w:t xml:space="preserve">KORNILOVA: «Мастер» в салоне красоты. Без медицинского образования. В квартире на Таганке.</w:t>
-      </w:r>
-    </w:p>
-    <w:p>
-      <w:pPr>
-        <w:pStyle w:val="BodyText"/>
-      </w:pPr>
-      <w:r>
-        <w:t xml:space="preserve">GALYA: Таких пациенток у нас две-три в неделю. Отёки, узелки, один раз — некроз.</w:t>
-      </w:r>
-    </w:p>
-    <w:p>
-      <w:pPr>
-        <w:pStyle w:val="BodyText"/>
-      </w:pPr>
-      <w:r>
-        <w:t xml:space="preserve">ALEKSEY: Некроз? Это же очень опасно.</w:t>
-      </w:r>
-    </w:p>
-    <w:p>
-      <w:pPr>
-        <w:pStyle w:val="BodyText"/>
-      </w:pPr>
-      <w:r>
-        <w:t xml:space="preserve">KORNILOVA: Очень. Мы её спасли, но она могла остаться со шрамом на лице. И знаете, что самое страшное? Настоящий корейский филлер, вероятно, хороший. Но в Россию он приходит через третьи руки, без регистрации и без обучения.</w:t>
-      </w:r>
-    </w:p>
-    <w:p>
-      <w:pPr>
-        <w:pStyle w:val="BodyText"/>
-      </w:pPr>
-      <w:r>
-        <w:t xml:space="preserve">ALEKSEY: А если бы его привозили честно? С регистрацией, с номерами, с обучением?</w:t>
-      </w:r>
-    </w:p>
-    <w:p>
-      <w:pPr>
-        <w:pStyle w:val="BodyText"/>
-      </w:pPr>
-      <w:r>
-        <w:t xml:space="preserve">KORNILOVA: Тогда я бы его хотя бы посмотрела. Но кто будет этим заниматься?</w:t>
-      </w:r>
-    </w:p>
-    <w:p>
-      <w:pPr>
-        <w:pStyle w:val="BodyText"/>
-      </w:pPr>
-      <w:r>
-        <w:t xml:space="preserve">ALEKSEY: Не знаю. Пока не знаю.</w:t>
-      </w:r>
-    </w:p>
-    <w:p>
-      <w:pPr>
-        <w:pStyle w:val="BodyText"/>
-      </w:pPr>
-      <w:r>
-        <w:t xml:space="preserve">KORNILOVA: Вы сказали «пока». Опасное слово, Воронцов. С таким лицом мужчины потом уходят из компаний.</w:t>
-      </w:r>
-    </w:p>
-    <w:p>
-      <w:pPr>
-        <w:pStyle w:val="BodyText"/>
-      </w:pPr>
-      <w:r>
-        <w:t xml:space="preserve">ALEKSEY: С каким лицом?</w:t>
-      </w:r>
-    </w:p>
-    <w:p>
-      <w:pPr>
-        <w:pStyle w:val="BodyText"/>
-      </w:pPr>
-      <w:r>
-        <w:t xml:space="preserve">KORNILOVA: С лицом человека, который уже всё решил, но ещё никому не сказал.</w:t>
-      </w:r>
-    </w:p>
-    <w:p>
-      <w:pPr>
-        <w:pStyle w:val="BodyText"/>
-      </w:pPr>
-      <w:r>
-        <w:t xml:space="preserve">ALEKSEY: Я скажу бабушке. Она живёт под Тулой. Сорок лет была фельдшером.</w:t>
-      </w:r>
-    </w:p>
-    <w:p>
-      <w:pPr>
-        <w:pStyle w:val="BodyText"/>
-      </w:pPr>
-      <w:r>
-        <w:t xml:space="preserve">KORNILOVA: Тогда спросите бабушку. Фельдшеры знают о медицине больше, чем многие профессора. И ещё одно: если когда-нибудь привезёте хороший филлер, без обучения я его не куплю. Запомните это.</w:t>
-      </w:r>
-    </w:p>
-    <w:p>
-      <w:pPr>
-        <w:pStyle w:val="BodyText"/>
-      </w:pPr>
-      <w:r>
-        <w:t xml:space="preserve">GALYA: Елена Викторовна, следующая пациентка. Уже пятнадцать минут ждёт.</w:t>
+        <w:t xml:space="preserve">GALYA: Алексей Николаевич, Елена Викторовна вас ждёт, но у неё есть только десять минут.</w:t>
+      </w:r>
+    </w:p>
+    <w:p>
+      <w:pPr>
+        <w:pStyle w:val="BodyText"/>
+      </w:pPr>
+      <w:r>
+        <w:t xml:space="preserve">ALEKSEY: Мне хватит и пяти минут. Спасибо, Галина, что нашли для меня время.</w:t>
+      </w:r>
+    </w:p>
+    <w:p>
+      <w:pPr>
+        <w:pStyle w:val="BodyText"/>
+      </w:pPr>
+      <w:r>
+        <w:t xml:space="preserve">KORNILOVA: Воронцов, опять ваша мазь? Я её уже выписываю, так что же вам ещё нужно?</w:t>
+      </w:r>
+    </w:p>
+    <w:p>
+      <w:pPr>
+        <w:pStyle w:val="BodyText"/>
+      </w:pPr>
+      <w:r>
+        <w:t xml:space="preserve">ALEKSEY: Нет, сегодня я не про мазь. Сегодня у меня к вам один вопрос.</w:t>
+      </w:r>
+    </w:p>
+    <w:p>
+      <w:pPr>
+        <w:pStyle w:val="BodyText"/>
+      </w:pPr>
+      <w:r>
+        <w:t xml:space="preserve">KORNILOVA: Вопрос — это хорошо. Обычно менеджеры приносят мне ручки и календари, которые я никуда не дену.</w:t>
+      </w:r>
+    </w:p>
+    <w:p>
+      <w:pPr>
+        <w:pStyle w:val="BodyText"/>
+      </w:pPr>
+      <w:r>
+        <w:t xml:space="preserve">ALEKSEY: Ручки остались в машине, потому что вы их всё равно не берёте.</w:t>
+      </w:r>
+    </w:p>
+    <w:p>
+      <w:pPr>
+        <w:pStyle w:val="BodyText"/>
+      </w:pPr>
+      <w:r>
+        <w:t xml:space="preserve">KORNILOVA: Не беру, это правда. Ну, задавайте ваш вопрос, пока у нас есть время.</w:t>
+      </w:r>
+    </w:p>
+    <w:p>
+      <w:pPr>
+        <w:pStyle w:val="BodyText"/>
+      </w:pPr>
+      <w:r>
+        <w:t xml:space="preserve">ALEKSEY: Филлеры с гиалуроновой кислотой. Где вы их покупаете и чем вы недовольны?</w:t>
+      </w:r>
+    </w:p>
+    <w:p>
+      <w:pPr>
+        <w:pStyle w:val="BodyText"/>
+      </w:pPr>
+      <w:r>
+        <w:t xml:space="preserve">KORNILOVA: А почему менеджер по антибиотикам вдруг спрашивает меня про филлеры?</w:t>
+      </w:r>
+    </w:p>
+    <w:p>
+      <w:pPr>
+        <w:pStyle w:val="BodyText"/>
+      </w:pPr>
+      <w:r>
+        <w:t xml:space="preserve">ALEKSEY: Потому что все врачи, к которым я хожу, говорят о них, и я хочу понять почему.</w:t>
+      </w:r>
+    </w:p>
+    <w:p>
+      <w:pPr>
+        <w:pStyle w:val="BodyText"/>
+      </w:pPr>
+      <w:r>
+        <w:t xml:space="preserve">KORNILOVA: Хорошо, я объясню. Я работаю с двумя европейскими марками. Они хорошие, но дорогие, и поставки у них нерегулярные: месяц товара нет, потом он появляется. А пациентки ждать не хотят, поэтому идут туда, где дешевле.</w:t>
+      </w:r>
+    </w:p>
+    <w:p>
+      <w:pPr>
+        <w:pStyle w:val="BodyText"/>
+      </w:pPr>
+      <w:r>
+        <w:t xml:space="preserve">ALEKSEY: А куда именно они идут, если не к вам?</w:t>
+      </w:r>
+    </w:p>
+    <w:p>
+      <w:pPr>
+        <w:pStyle w:val="BodyText"/>
+      </w:pPr>
+      <w:r>
+        <w:t xml:space="preserve">KORNILOVA: Галя, принесите, пожалуйста, ту коробку из шкафа. Вы знаете, какую я имею в виду.</w:t>
+      </w:r>
+    </w:p>
+    <w:p>
+      <w:pPr>
+        <w:pStyle w:val="BodyText"/>
+      </w:pPr>
+      <w:r>
+        <w:t xml:space="preserve">GALYA: Вот она. Пациентка принесла её в пятницу, когда пришла к нам после осложнения.</w:t>
+      </w:r>
+    </w:p>
+    <w:p>
+      <w:pPr>
+        <w:pStyle w:val="BodyText"/>
+      </w:pPr>
+      <w:r>
+        <w:t xml:space="preserve">ALEKSEY: Можно посмотреть? Коробка корейская, но в названии ошибка, и номера партии нигде нет.</w:t>
+      </w:r>
+    </w:p>
+    <w:p>
+      <w:pPr>
+        <w:pStyle w:val="BodyText"/>
+      </w:pPr>
+      <w:r>
+        <w:t xml:space="preserve">KORNILOVA: Вы заметили это за три секунды, а пациентка не заметила за три месяца.</w:t>
+      </w:r>
+    </w:p>
+    <w:p>
+      <w:pPr>
+        <w:pStyle w:val="BodyText"/>
+      </w:pPr>
+      <w:r>
+        <w:t xml:space="preserve">ALEKSEY: А кто ей это колол, если не врач?</w:t>
+      </w:r>
+    </w:p>
+    <w:p>
+      <w:pPr>
+        <w:pStyle w:val="BodyText"/>
+      </w:pPr>
+      <w:r>
+        <w:t xml:space="preserve">KORNILOVA: Так называемый «мастер» из салона красоты, без медицинского образования, в обычной квартире на Таганке.</w:t>
+      </w:r>
+    </w:p>
+    <w:p>
+      <w:pPr>
+        <w:pStyle w:val="BodyText"/>
+      </w:pPr>
+      <w:r>
+        <w:t xml:space="preserve">GALYA: Таких пациенток у нас две-три в неделю: отёки, узелки, а один раз был некроз.</w:t>
+      </w:r>
+    </w:p>
+    <w:p>
+      <w:pPr>
+        <w:pStyle w:val="BodyText"/>
+      </w:pPr>
+      <w:r>
+        <w:t xml:space="preserve">ALEKSEY: Некроз? Но ведь это очень опасно, разве нет?</w:t>
+      </w:r>
+    </w:p>
+    <w:p>
+      <w:pPr>
+        <w:pStyle w:val="BodyText"/>
+      </w:pPr>
+      <w:r>
+        <w:t xml:space="preserve">KORNILOVA: Очень опасно. Мы её спасли, но она могла остаться со шрамом на лице. И знаете, что самое страшное? Настоящий корейский филлер, вероятно, хороший. Но в Россию он приходит через третьи руки, без регистрации и без обучения.</w:t>
+      </w:r>
+    </w:p>
+    <w:p>
+      <w:pPr>
+        <w:pStyle w:val="BodyText"/>
+      </w:pPr>
+      <w:r>
+        <w:t xml:space="preserve">ALEKSEY: А если бы его привозили честно, с регистрацией, с номерами партий и с обучением врачей?</w:t>
+      </w:r>
+    </w:p>
+    <w:p>
+      <w:pPr>
+        <w:pStyle w:val="BodyText"/>
+      </w:pPr>
+      <w:r>
+        <w:t xml:space="preserve">KORNILOVA: Тогда я бы его хотя бы посмотрела. Но кто будет этим заниматься, скажите мне?</w:t>
+      </w:r>
+    </w:p>
+    <w:p>
+      <w:pPr>
+        <w:pStyle w:val="BodyText"/>
+      </w:pPr>
+      <w:r>
+        <w:t xml:space="preserve">ALEKSEY: Не знаю. По крайней мере, пока не знаю.</w:t>
+      </w:r>
+    </w:p>
+    <w:p>
+      <w:pPr>
+        <w:pStyle w:val="BodyText"/>
+      </w:pPr>
+      <w:r>
+        <w:t xml:space="preserve">KORNILOVA: Вы сказали «пока», а это опасное слово, Воронцов. С таким лицом мужчины потом уходят из компаний.</w:t>
+      </w:r>
+    </w:p>
+    <w:p>
+      <w:pPr>
+        <w:pStyle w:val="BodyText"/>
+      </w:pPr>
+      <w:r>
+        <w:t xml:space="preserve">ALEKSEY: Простите, а с каким именно лицом?</w:t>
+      </w:r>
+    </w:p>
+    <w:p>
+      <w:pPr>
+        <w:pStyle w:val="BodyText"/>
+      </w:pPr>
+      <w:r>
+        <w:t xml:space="preserve">KORNILOVA: С лицом человека, который уже всё решил, но ещё никому об этом не сказал.</w:t>
+      </w:r>
+    </w:p>
+    <w:p>
+      <w:pPr>
+        <w:pStyle w:val="BodyText"/>
+      </w:pPr>
+      <w:r>
+        <w:t xml:space="preserve">ALEKSEY: Первой я скажу бабушке. Она живёт под Тулой и сорок лет работала фельдшером.</w:t>
+      </w:r>
+    </w:p>
+    <w:p>
+      <w:pPr>
+        <w:pStyle w:val="BodyText"/>
+      </w:pPr>
+      <w:r>
+        <w:t xml:space="preserve">KORNILOVA: Тогда обязательно спросите бабушку, потому что фельдшеры знают о медицине больше, чем многие профессора. И запомните ещё одно: если вы когда-нибудь привезёте хороший филлер, без обучения я его не куплю.</w:t>
+      </w:r>
+    </w:p>
+    <w:p>
+      <w:pPr>
+        <w:pStyle w:val="BodyText"/>
+      </w:pPr>
+      <w:r>
+        <w:t xml:space="preserve">GALYA: Елена Викторовна, следующая пациентка ждёт уже пятнадцать минут и начинает нервничать.</w:t>
       </w:r>
     </w:p>
     <w:bookmarkEnd w:id="23"/>
@@ -869,199 +869,199 @@
         <w:pStyle w:val="FirstParagraph"/>
       </w:pPr>
       <w:r>
-        <w:t xml:space="preserve">GUSEV: Входите, Алексей Николаевич. Принесли список? Двадцать врачей?</w:t>
-      </w:r>
-    </w:p>
-    <w:p>
-      <w:pPr>
-        <w:pStyle w:val="BodyText"/>
-      </w:pPr>
-      <w:r>
-        <w:t xml:space="preserve">ALEKSEY: Нет. Я принёс другое.</w:t>
-      </w:r>
-    </w:p>
-    <w:p>
-      <w:pPr>
-        <w:pStyle w:val="BodyText"/>
-      </w:pPr>
-      <w:r>
-        <w:t xml:space="preserve">GUSEV: Что это? Заявление?</w:t>
-      </w:r>
-    </w:p>
-    <w:p>
-      <w:pPr>
-        <w:pStyle w:val="BodyText"/>
-      </w:pPr>
-      <w:r>
-        <w:t xml:space="preserve">ALEKSEY: Заявление об увольнении. Я ухожу.</w:t>
-      </w:r>
-    </w:p>
-    <w:p>
-      <w:pPr>
-        <w:pStyle w:val="BodyText"/>
-      </w:pPr>
-      <w:r>
-        <w:t xml:space="preserve">GUSEV: Из-за Сочи? Вы серьёзно?</w:t>
-      </w:r>
-    </w:p>
-    <w:p>
-      <w:pPr>
-        <w:pStyle w:val="BodyText"/>
-      </w:pPr>
-      <w:r>
-        <w:t xml:space="preserve">ALEKSEY: Не только из-за Сочи. Сочи был последней каплей.</w:t>
-      </w:r>
-    </w:p>
-    <w:p>
-      <w:pPr>
-        <w:pStyle w:val="BodyText"/>
-      </w:pPr>
-      <w:r>
-        <w:t xml:space="preserve">GUSEV: Сядьте. Давайте поговорим как взрослые люди.</w:t>
-      </w:r>
-    </w:p>
-    <w:p>
-      <w:pPr>
-        <w:pStyle w:val="BodyText"/>
-      </w:pPr>
-      <w:r>
-        <w:t xml:space="preserve">ALEKSEY: Давайте. Но по делу.</w:t>
-      </w:r>
-    </w:p>
-    <w:p>
-      <w:pPr>
-        <w:pStyle w:val="BodyText"/>
-      </w:pPr>
-      <w:r>
-        <w:t xml:space="preserve">GUSEV: По делу. Вы получаете двести пятьдесят тысяч плюс премия. У вас квартира, машина, медицинская страховка. Вам тридцать четыре года. Куда вы пойдёте? В другую компанию? Там будет такой же Сочи, только в Турции.</w:t>
-      </w:r>
-    </w:p>
-    <w:p>
-      <w:pPr>
-        <w:pStyle w:val="BodyText"/>
-      </w:pPr>
-      <w:r>
-        <w:t xml:space="preserve">ALEKSEY: Не в другую компанию. Я хочу своё дело.</w:t>
-      </w:r>
-    </w:p>
-    <w:p>
-      <w:pPr>
-        <w:pStyle w:val="BodyText"/>
-      </w:pPr>
-      <w:r>
-        <w:t xml:space="preserve">GUSEV: Своё дело? Какое?</w:t>
-      </w:r>
-    </w:p>
-    <w:p>
-      <w:pPr>
-        <w:pStyle w:val="BodyText"/>
-      </w:pPr>
-      <w:r>
-        <w:t xml:space="preserve">ALEKSEY: Пока не знаю точно. Такое, где не надо платить морем за рецепты.</w:t>
-      </w:r>
-    </w:p>
-    <w:p>
-      <w:pPr>
-        <w:pStyle w:val="BodyText"/>
-      </w:pPr>
-      <w:r>
-        <w:t xml:space="preserve">GUSEV: Вы идеалист. Идеалисты в бизнесе живут год.</w:t>
-      </w:r>
-    </w:p>
-    <w:p>
-      <w:pPr>
-        <w:pStyle w:val="BodyText"/>
-      </w:pPr>
-      <w:r>
-        <w:t xml:space="preserve">ALEKSEY: Тогда у меня есть год. Это больше, чем ничего.</w:t>
-      </w:r>
-    </w:p>
-    <w:p>
-      <w:pPr>
-        <w:pStyle w:val="BodyText"/>
-      </w:pPr>
-      <w:r>
-        <w:t xml:space="preserve">GUSEV: Послушайте. Я дам вам неделю. Подумайте. Заявление я положу в стол и никому не покажу. Если передумаете, мы забудем этот разговор. Список врачей сдадите в следующий понедельник.</w:t>
-      </w:r>
-    </w:p>
-    <w:p>
-      <w:pPr>
-        <w:pStyle w:val="BodyText"/>
-      </w:pPr>
-      <w:r>
-        <w:t xml:space="preserve">ALEKSEY: Спасибо, Андрей Витальевич. Но я не передумаю.</w:t>
-      </w:r>
-    </w:p>
-    <w:p>
-      <w:pPr>
-        <w:pStyle w:val="BodyText"/>
-      </w:pPr>
-      <w:r>
-        <w:t xml:space="preserve">GUSEV: Все так говорят. Потом приходит первый счёт за квартиру.</w:t>
-      </w:r>
-    </w:p>
-    <w:p>
-      <w:pPr>
-        <w:pStyle w:val="BodyText"/>
-      </w:pPr>
-      <w:r>
-        <w:t xml:space="preserve">ALEKSEY: Квартира у меня своя. Без ипотеки. Я десять лет копил.</w:t>
-      </w:r>
-    </w:p>
-    <w:p>
-      <w:pPr>
-        <w:pStyle w:val="BodyText"/>
-      </w:pPr>
-      <w:r>
-        <w:t xml:space="preserve">GUSEV: Тем более. Не рискуйте тем, что у вас есть.</w:t>
-      </w:r>
-    </w:p>
-    <w:p>
-      <w:pPr>
-        <w:pStyle w:val="BodyText"/>
-      </w:pPr>
-      <w:r>
-        <w:t xml:space="preserve">ALEKSEY: Андрей Витальевич, вы хороший руководитель. Вы научили меня считать и не бояться цифр. Но если я подпишу этот список, я перестану себя уважать. Поэтому две недели отработаю честно, и всё.</w:t>
-      </w:r>
-    </w:p>
-    <w:p>
-      <w:pPr>
-        <w:pStyle w:val="BodyText"/>
-      </w:pPr>
-      <w:r>
-        <w:t xml:space="preserve">GUSEV: Две недели. По закону. Ладно. Я сообщу в Женеву.</w:t>
-      </w:r>
-    </w:p>
-    <w:p>
-      <w:pPr>
-        <w:pStyle w:val="BodyText"/>
-      </w:pPr>
-      <w:r>
-        <w:t xml:space="preserve">ALEKSEY: Своих врачей я передам Кате. Она лучше, чем вы думаете.</w:t>
-      </w:r>
-    </w:p>
-    <w:p>
-      <w:pPr>
-        <w:pStyle w:val="BodyText"/>
-      </w:pPr>
-      <w:r>
-        <w:t xml:space="preserve">GUSEV: Екатерине? У неё минус сорок процентов.</w:t>
-      </w:r>
-    </w:p>
-    <w:p>
-      <w:pPr>
-        <w:pStyle w:val="BodyText"/>
-      </w:pPr>
-      <w:r>
-        <w:t xml:space="preserve">ALEKSEY: Потому что она не обещает врачам море. Дайте ей год.</w:t>
-      </w:r>
-    </w:p>
-    <w:p>
-      <w:pPr>
-        <w:pStyle w:val="BodyText"/>
-      </w:pPr>
-      <w:r>
-        <w:t xml:space="preserve">GUSEV: Год. Опять год. Все сегодня просят у меня год.</w:t>
+        <w:t xml:space="preserve">GUSEV: Входите, Алексей Николаевич. Вы принесли список? Все двадцать врачей?</w:t>
+      </w:r>
+    </w:p>
+    <w:p>
+      <w:pPr>
+        <w:pStyle w:val="BodyText"/>
+      </w:pPr>
+      <w:r>
+        <w:t xml:space="preserve">ALEKSEY: Нет, Андрей Витальевич. Я принёс вам совсем другой документ.</w:t>
+      </w:r>
+    </w:p>
+    <w:p>
+      <w:pPr>
+        <w:pStyle w:val="BodyText"/>
+      </w:pPr>
+      <w:r>
+        <w:t xml:space="preserve">GUSEV: Что это такое? Только не говорите мне, что это заявление.</w:t>
+      </w:r>
+    </w:p>
+    <w:p>
+      <w:pPr>
+        <w:pStyle w:val="BodyText"/>
+      </w:pPr>
+      <w:r>
+        <w:t xml:space="preserve">ALEKSEY: Это заявление об увольнении. Я ухожу из компании.</w:t>
+      </w:r>
+    </w:p>
+    <w:p>
+      <w:pPr>
+        <w:pStyle w:val="BodyText"/>
+      </w:pPr>
+      <w:r>
+        <w:t xml:space="preserve">GUSEV: Из-за Сочи? Вы что, серьёзно уходите из-за одной поездки?</w:t>
+      </w:r>
+    </w:p>
+    <w:p>
+      <w:pPr>
+        <w:pStyle w:val="BodyText"/>
+      </w:pPr>
+      <w:r>
+        <w:t xml:space="preserve">ALEKSEY: Не только из-за Сочи. Просто Сочи стал последней каплей.</w:t>
+      </w:r>
+    </w:p>
+    <w:p>
+      <w:pPr>
+        <w:pStyle w:val="BodyText"/>
+      </w:pPr>
+      <w:r>
+        <w:t xml:space="preserve">GUSEV: Сядьте, пожалуйста. Давайте поговорим спокойно, как взрослые люди.</w:t>
+      </w:r>
+    </w:p>
+    <w:p>
+      <w:pPr>
+        <w:pStyle w:val="BodyText"/>
+      </w:pPr>
+      <w:r>
+        <w:t xml:space="preserve">ALEKSEY: Давайте поговорим. Но только по делу, без лишних слов.</w:t>
+      </w:r>
+    </w:p>
+    <w:p>
+      <w:pPr>
+        <w:pStyle w:val="BodyText"/>
+      </w:pPr>
+      <w:r>
+        <w:t xml:space="preserve">GUSEV: По делу так по делу. Вы получаете двести пятьдесят тысяч плюс премию. У вас есть квартира, машина и медицинская страховка, а вам всего тридцать четыре года. Куда вы пойдёте? В другую компанию? Там будет такой же Сочи, только в Турции.</w:t>
+      </w:r>
+    </w:p>
+    <w:p>
+      <w:pPr>
+        <w:pStyle w:val="BodyText"/>
+      </w:pPr>
+      <w:r>
+        <w:t xml:space="preserve">ALEKSEY: Не в другую компанию. Я хочу начать своё собственное дело.</w:t>
+      </w:r>
+    </w:p>
+    <w:p>
+      <w:pPr>
+        <w:pStyle w:val="BodyText"/>
+      </w:pPr>
+      <w:r>
+        <w:t xml:space="preserve">GUSEV: Своё дело? И какое же, позвольте спросить?</w:t>
+      </w:r>
+    </w:p>
+    <w:p>
+      <w:pPr>
+        <w:pStyle w:val="BodyText"/>
+      </w:pPr>
+      <w:r>
+        <w:t xml:space="preserve">ALEKSEY: Пока не знаю точно. Но такое, где не нужно платить врачам морем за рецепты.</w:t>
+      </w:r>
+    </w:p>
+    <w:p>
+      <w:pPr>
+        <w:pStyle w:val="BodyText"/>
+      </w:pPr>
+      <w:r>
+        <w:t xml:space="preserve">GUSEV: Вы идеалист, а идеалисты в бизнесе обычно живут не больше года.</w:t>
+      </w:r>
+    </w:p>
+    <w:p>
+      <w:pPr>
+        <w:pStyle w:val="BodyText"/>
+      </w:pPr>
+      <w:r>
+        <w:t xml:space="preserve">ALEKSEY: Значит, у меня есть год. Это всё-таки больше, чем ничего.</w:t>
+      </w:r>
+    </w:p>
+    <w:p>
+      <w:pPr>
+        <w:pStyle w:val="BodyText"/>
+      </w:pPr>
+      <w:r>
+        <w:t xml:space="preserve">GUSEV: Послушайте меня. Я дам вам неделю, чтобы подумать. Заявление я положу в стол и никому не покажу. Если передумаете, мы просто забудем этот разговор, а список врачей вы сдадите в следующий понедельник.</w:t>
+      </w:r>
+    </w:p>
+    <w:p>
+      <w:pPr>
+        <w:pStyle w:val="BodyText"/>
+      </w:pPr>
+      <w:r>
+        <w:t xml:space="preserve">ALEKSEY: Спасибо, Андрей Витальевич, это щедро. Но я не передумаю.</w:t>
+      </w:r>
+    </w:p>
+    <w:p>
+      <w:pPr>
+        <w:pStyle w:val="BodyText"/>
+      </w:pPr>
+      <w:r>
+        <w:t xml:space="preserve">GUSEV: Все так говорят, пока не приходит первый счёт за квартиру.</w:t>
+      </w:r>
+    </w:p>
+    <w:p>
+      <w:pPr>
+        <w:pStyle w:val="BodyText"/>
+      </w:pPr>
+      <w:r>
+        <w:t xml:space="preserve">ALEKSEY: Квартира у меня своя, без ипотеки. Я копил на неё десять лет.</w:t>
+      </w:r>
+    </w:p>
+    <w:p>
+      <w:pPr>
+        <w:pStyle w:val="BodyText"/>
+      </w:pPr>
+      <w:r>
+        <w:t xml:space="preserve">GUSEV: Тем более не стоит рисковать тем, что у вас уже есть.</w:t>
+      </w:r>
+    </w:p>
+    <w:p>
+      <w:pPr>
+        <w:pStyle w:val="BodyText"/>
+      </w:pPr>
+      <w:r>
+        <w:t xml:space="preserve">ALEKSEY: Андрей Витальевич, вы хороший руководитель. Вы научили меня считать и не бояться цифр. Но если я подпишу этот список, я перестану себя уважать. Поэтому я честно отработаю две недели, как положено, и уйду.</w:t>
+      </w:r>
+    </w:p>
+    <w:p>
+      <w:pPr>
+        <w:pStyle w:val="BodyText"/>
+      </w:pPr>
+      <w:r>
+        <w:t xml:space="preserve">GUSEV: Две недели, как положено по закону. Ладно, я сообщу в Женеву.</w:t>
+      </w:r>
+    </w:p>
+    <w:p>
+      <w:pPr>
+        <w:pStyle w:val="BodyText"/>
+      </w:pPr>
+      <w:r>
+        <w:t xml:space="preserve">ALEKSEY: Своих врачей я передам Кате. Она работает лучше, чем вы думаете.</w:t>
+      </w:r>
+    </w:p>
+    <w:p>
+      <w:pPr>
+        <w:pStyle w:val="BodyText"/>
+      </w:pPr>
+      <w:r>
+        <w:t xml:space="preserve">GUSEV: Екатерине? Но у неё же минус сорок процентов к вашим цифрам.</w:t>
+      </w:r>
+    </w:p>
+    <w:p>
+      <w:pPr>
+        <w:pStyle w:val="BodyText"/>
+      </w:pPr>
+      <w:r>
+        <w:t xml:space="preserve">ALEKSEY: Потому что она не обещает врачам море. Дайте ей год, и вы увидите.</w:t>
+      </w:r>
+    </w:p>
+    <w:p>
+      <w:pPr>
+        <w:pStyle w:val="BodyText"/>
+      </w:pPr>
+      <w:r>
+        <w:t xml:space="preserve">GUSEV: Год, опять год. Сегодня все почему-то просят у меня именно год.</w:t>
       </w:r>
     </w:p>
     <w:bookmarkEnd w:id="24"/>
@@ -1079,119 +1079,119 @@
         <w:pStyle w:val="FirstParagraph"/>
       </w:pPr>
       <w:r>
-        <w:t xml:space="preserve">KATYA: Лёша, мне сказали. Ты правда уходишь? Это из-за меня тоже?</w:t>
-      </w:r>
-    </w:p>
-    <w:p>
-      <w:pPr>
-        <w:pStyle w:val="BodyText"/>
-      </w:pPr>
-      <w:r>
-        <w:t xml:space="preserve">ALEKSEY: Не из-за тебя. Для себя. И я отдаю тебе своих врачей.</w:t>
-      </w:r>
-    </w:p>
-    <w:p>
-      <w:pPr>
-        <w:pStyle w:val="BodyText"/>
-      </w:pPr>
-      <w:r>
-        <w:t xml:space="preserve">KATYA: Всех? Даже Корнилову? Она же меня съест.</w:t>
-      </w:r>
-    </w:p>
-    <w:p>
-      <w:pPr>
-        <w:pStyle w:val="BodyText"/>
-      </w:pPr>
-      <w:r>
-        <w:t xml:space="preserve">ALEKSEY: Не съест. Она уважает тех, кто не носит ручки.</w:t>
-      </w:r>
-    </w:p>
-    <w:p>
-      <w:pPr>
-        <w:pStyle w:val="BodyText"/>
-      </w:pPr>
-      <w:r>
-        <w:t xml:space="preserve">KATYA: Ладно. Спасибо. А что ты будешь делать?</w:t>
-      </w:r>
-    </w:p>
-    <w:p>
-      <w:pPr>
-        <w:pStyle w:val="BodyText"/>
-      </w:pPr>
-      <w:r>
-        <w:t xml:space="preserve">ALEKSEY: Сначала поеду к бабушке. В субботу. Она всегда знает, что сказать.</w:t>
-      </w:r>
-    </w:p>
-    <w:p>
-      <w:pPr>
-        <w:pStyle w:val="BodyText"/>
-      </w:pPr>
-      <w:r>
-        <w:t xml:space="preserve">KATYA: Передай ей привет. И позвони, когда придумаешь. Я, может, тоже захочу.</w:t>
-      </w:r>
-    </w:p>
-    <w:p>
-      <w:pPr>
-        <w:pStyle w:val="BodyText"/>
-      </w:pPr>
-      <w:r>
-        <w:t xml:space="preserve">ALEKSEY: Бабуль, привет. Не разбудил?</w:t>
-      </w:r>
-    </w:p>
-    <w:p>
-      <w:pPr>
-        <w:pStyle w:val="BodyText"/>
-      </w:pPr>
-      <w:r>
-        <w:t xml:space="preserve">VERA: Алёша? В девять вечера я не сплю, я сериал смотрю. Что случилось?</w:t>
-      </w:r>
-    </w:p>
-    <w:p>
-      <w:pPr>
-        <w:pStyle w:val="BodyText"/>
-      </w:pPr>
-      <w:r>
-        <w:t xml:space="preserve">ALEKSEY: Всё хорошо. Я ухожу с работы.</w:t>
-      </w:r>
-    </w:p>
-    <w:p>
-      <w:pPr>
-        <w:pStyle w:val="BodyText"/>
-      </w:pPr>
-      <w:r>
-        <w:t xml:space="preserve">VERA: С той, где костюм? Ну и правильно. Ты там был грустный, я по голосу слышала.</w:t>
-      </w:r>
-    </w:p>
-    <w:p>
-      <w:pPr>
-        <w:pStyle w:val="BodyText"/>
-      </w:pPr>
-      <w:r>
-        <w:t xml:space="preserve">ALEKSEY: Бабуль, сегодня врач показала мне поддельный филлер. Женщину чуть не изуродовали. Я весь день думаю: может, я могу сделать так, чтобы такого больше не было? Это глупо?</w:t>
-      </w:r>
-    </w:p>
-    <w:p>
-      <w:pPr>
-        <w:pStyle w:val="BodyText"/>
-      </w:pPr>
-      <w:r>
-        <w:t xml:space="preserve">VERA: Не глупо. Глупо молчать, когда знаешь. Приезжай в субботу, пирог испеку.</w:t>
-      </w:r>
-    </w:p>
-    <w:p>
-      <w:pPr>
-        <w:pStyle w:val="BodyText"/>
-      </w:pPr>
-      <w:r>
-        <w:t xml:space="preserve">ALEKSEY: Приеду. Только отцу пока не говори. Он думает, что зарплата — это главное.</w:t>
-      </w:r>
-    </w:p>
-    <w:p>
-      <w:pPr>
-        <w:pStyle w:val="BodyText"/>
-      </w:pPr>
-      <w:r>
-        <w:t xml:space="preserve">VERA: Отец твой умный, но не всегда прав. Приезжай. Я скажу тебе одну вещь, которую сорок лет говорила себе каждое утро, перед тем как открыть медпункт.</w:t>
+        <w:t xml:space="preserve">KATYA: Лёша, мне уже сказали. Ты правда уходишь? Скажи честно, это из-за меня тоже?</w:t>
+      </w:r>
+    </w:p>
+    <w:p>
+      <w:pPr>
+        <w:pStyle w:val="BodyText"/>
+      </w:pPr>
+      <w:r>
+        <w:t xml:space="preserve">ALEKSEY: Не из-за тебя, а ради себя. И знаешь что? Я отдаю тебе своих врачей.</w:t>
+      </w:r>
+    </w:p>
+    <w:p>
+      <w:pPr>
+        <w:pStyle w:val="BodyText"/>
+      </w:pPr>
+      <w:r>
+        <w:t xml:space="preserve">KATYA: Всех? Даже Корнилову? Она же меня съест в первый же день.</w:t>
+      </w:r>
+    </w:p>
+    <w:p>
+      <w:pPr>
+        <w:pStyle w:val="BodyText"/>
+      </w:pPr>
+      <w:r>
+        <w:t xml:space="preserve">ALEKSEY: Не съест. Она уважает тех, кто приходит с вопросами, а не с ручками.</w:t>
+      </w:r>
+    </w:p>
+    <w:p>
+      <w:pPr>
+        <w:pStyle w:val="BodyText"/>
+      </w:pPr>
+      <w:r>
+        <w:t xml:space="preserve">KATYA: Ладно, спасибо тебе. А что ты сам теперь будешь делать?</w:t>
+      </w:r>
+    </w:p>
+    <w:p>
+      <w:pPr>
+        <w:pStyle w:val="BodyText"/>
+      </w:pPr>
+      <w:r>
+        <w:t xml:space="preserve">ALEKSEY: Сначала в субботу поеду к бабушке, потому что она всегда знает, что сказать.</w:t>
+      </w:r>
+    </w:p>
+    <w:p>
+      <w:pPr>
+        <w:pStyle w:val="BodyText"/>
+      </w:pPr>
+      <w:r>
+        <w:t xml:space="preserve">KATYA: Передай ей привет от меня. И позвони, когда что-нибудь придумаешь. Может быть, я тоже захочу.</w:t>
+      </w:r>
+    </w:p>
+    <w:p>
+      <w:pPr>
+        <w:pStyle w:val="BodyText"/>
+      </w:pPr>
+      <w:r>
+        <w:t xml:space="preserve">ALEKSEY: Бабуль, привет. Я тебя не разбудил?</w:t>
+      </w:r>
+    </w:p>
+    <w:p>
+      <w:pPr>
+        <w:pStyle w:val="BodyText"/>
+      </w:pPr>
+      <w:r>
+        <w:t xml:space="preserve">VERA: Алёша? В девять вечера я не сплю, я сериал смотрю. Что у тебя случилось?</w:t>
+      </w:r>
+    </w:p>
+    <w:p>
+      <w:pPr>
+        <w:pStyle w:val="BodyText"/>
+      </w:pPr>
+      <w:r>
+        <w:t xml:space="preserve">ALEKSEY: Всё хорошо, не волнуйся. Просто я ухожу с работы.</w:t>
+      </w:r>
+    </w:p>
+    <w:p>
+      <w:pPr>
+        <w:pStyle w:val="BodyText"/>
+      </w:pPr>
+      <w:r>
+        <w:t xml:space="preserve">VERA: С той, где ты ходишь в костюме? Ну и правильно. Ты там был грустный, я это по голосу слышала.</w:t>
+      </w:r>
+    </w:p>
+    <w:p>
+      <w:pPr>
+        <w:pStyle w:val="BodyText"/>
+      </w:pPr>
+      <w:r>
+        <w:t xml:space="preserve">ALEKSEY: Бабуль, сегодня врач показала мне поддельный филлер, из-за которого женщину чуть не изуродовали. Я весь день думаю: может быть, я могу сделать так, чтобы такого больше не было? Скажи честно, это глупо?</w:t>
+      </w:r>
+    </w:p>
+    <w:p>
+      <w:pPr>
+        <w:pStyle w:val="BodyText"/>
+      </w:pPr>
+      <w:r>
+        <w:t xml:space="preserve">VERA: Это не глупо. Глупо молчать, когда знаешь. Приезжай в субботу, я испеку твой любимый пирог.</w:t>
+      </w:r>
+    </w:p>
+    <w:p>
+      <w:pPr>
+        <w:pStyle w:val="BodyText"/>
+      </w:pPr>
+      <w:r>
+        <w:t xml:space="preserve">ALEKSEY: Приеду обязательно. Только отцу пока ничего не говори, ладно? Он думает, что зарплата — это самое главное.</w:t>
+      </w:r>
+    </w:p>
+    <w:p>
+      <w:pPr>
+        <w:pStyle w:val="BodyText"/>
+      </w:pPr>
+      <w:r>
+        <w:t xml:space="preserve">VERA: Отец твой умный, но не всегда прав. Приезжай, и я скажу тебе одну вещь, которую сорок лет говорила себе каждое утро, перед тем как открыть медпункт. Это была самая важная вещь в моей работе.</w:t>
       </w:r>
     </w:p>
     <w:p>
@@ -1996,7 +1996,7 @@
         <w:t xml:space="preserve">“</w:t>
       </w:r>
       <w:r>
-        <w:t xml:space="preserve">Андрей Витальевич, по закону врач не может получать подарки и поездки за назначение препарата. Если проверка спросит, почему в Сочи поехали только те, кто много выписывает, что мы ответим?</w:t>
+        <w:t xml:space="preserve">Андрей Витальевич, по закону врач не может получать подарки и поездки за назначение препарата. Если проверка спросит, почему в Сочи поехали только те, кто много выписывает, что мы ответим? Я не хочу, чтобы мои врачи потом объясняли это следователю.</w:t>
       </w:r>
       <w:r>
         <w:t xml:space="preserve">”</w:t>
@@ -2207,6 +2207,44 @@
           </w:p>
         </w:tc>
       </w:tr>
+      <w:tr>
+        <w:tc>
+          <w:tcPr/>
+          <w:p>
+            <w:pPr>
+              <w:pStyle w:val="Compact"/>
+              <w:jc w:val="left"/>
+            </w:pPr>
+            <w:r>
+              <w:t xml:space="preserve">⑤ 입장</w:t>
+            </w:r>
+          </w:p>
+        </w:tc>
+        <w:tc>
+          <w:tcPr/>
+          <w:p>
+            <w:pPr>
+              <w:pStyle w:val="Compact"/>
+              <w:jc w:val="left"/>
+            </w:pPr>
+            <w:r>
+              <w:t xml:space="preserve">Я не хочу, чтобы мои врачи…</w:t>
+            </w:r>
+          </w:p>
+        </w:tc>
+        <w:tc>
+          <w:tcPr/>
+          <w:p>
+            <w:pPr>
+              <w:pStyle w:val="Compact"/>
+              <w:jc w:val="left"/>
+            </w:pPr>
+            <w:r>
+              <w:t xml:space="preserve">хотеть, чтобы + 과거형 — 남이 ~하길 원치 않음</w:t>
+            </w:r>
+          </w:p>
+        </w:tc>
+      </w:tr>
     </w:tbl>
     <w:p>
       <w:pPr>
@@ -2226,7 +2264,7 @@
         <w:t xml:space="preserve">“</w:t>
       </w:r>
       <w:r>
-        <w:t xml:space="preserve">[호칭], по закону/по правилам… Если …спросит, …, что мы ответим?</w:t>
+        <w:t xml:space="preserve">[호칭], по закону/по правилам… Если …спросит, …, что мы ответим? Я не хочу, чтобы…</w:t>
       </w:r>
       <w:r>
         <w:t xml:space="preserve">”</w:t>
@@ -2245,7 +2283,7 @@
         <w:t xml:space="preserve"> </w:t>
       </w:r>
       <w:r>
-        <w:t xml:space="preserve">по закону(법에 따르면) · если…(만약) · только те, кто…(~하는 사람들만)</w:t>
+        <w:t xml:space="preserve">по закону(법에 따르면) · если…(만약) · только те, кто…(~하는 사람들만) · не хочу, чтобы…(~하지 않길 바란다)</w:t>
       </w:r>
       <w:r>
         <w:t xml:space="preserve"> </w:t>
@@ -2261,7 +2299,7 @@
         <w:t xml:space="preserve"> </w:t>
       </w:r>
       <w:r>
-        <w:t xml:space="preserve">부적절한 지시를 받았을 때, 규칙을 근거로 질문으로 반박하는 25~30단어 문장 만들기.</w:t>
+        <w:t xml:space="preserve">부적절한 지시를 받았을 때, 규칙을 근거로 질문하고 자기 입장을 밝히는 30~50단어 발화 만들기.</w:t>
       </w:r>
     </w:p>
     <w:bookmarkEnd w:id="30"/>
@@ -2726,119 +2764,119 @@
         <w:pStyle w:val="FirstParagraph"/>
       </w:pPr>
       <w:r>
-        <w:t xml:space="preserve">카탸: 료샤, 좋은 아침. 실적판 봤어? 네 이름이 또 맨 위야.</w:t>
-      </w:r>
-    </w:p>
-    <w:p>
-      <w:pPr>
-        <w:pStyle w:val="BodyText"/>
-      </w:pPr>
-      <w:r>
-        <w:t xml:space="preserve">알렉세이: 봤어. 계획 대비 112퍼센트. 그리고 한 달 동안 쉬는 날은 하루도 없었지.</w:t>
-      </w:r>
-    </w:p>
-    <w:p>
-      <w:pPr>
-        <w:pStyle w:val="BodyText"/>
-      </w:pPr>
-      <w:r>
-        <w:t xml:space="preserve">카탸: 대신 보너스가 있잖아. 구세프가 이번 분기 보너스가 클 거래.</w:t>
-      </w:r>
-    </w:p>
-    <w:p>
-      <w:pPr>
-        <w:pStyle w:val="BodyText"/>
-      </w:pPr>
-      <w:r>
-        <w:t xml:space="preserve">알렉세이: 구세프는 월요일엔 늘 그렇게 말해. 금요일엔 다른 말을 하고.</w:t>
-      </w:r>
-    </w:p>
-    <w:p>
-      <w:pPr>
-        <w:pStyle w:val="BodyText"/>
-      </w:pPr>
-      <w:r>
-        <w:t xml:space="preserve">카탸: 너 오늘 화났네. 무슨 일 있어?</w:t>
-      </w:r>
-    </w:p>
-    <w:p>
-      <w:pPr>
-        <w:pStyle w:val="BodyText"/>
-      </w:pPr>
-      <w:r>
-        <w:t xml:space="preserve">알렉세이: 어제 클리닉에서 환자가 필러 상자를 보여 줬어. 인터넷에서 할인가로 샀대. 한국 상자인데 글자에 오타가 있었어. 의사 말이 그런 환자가 일주일에 두세 명은 온대.</w:t>
-      </w:r>
-    </w:p>
-    <w:p>
-      <w:pPr>
-        <w:pStyle w:val="BodyText"/>
-      </w:pPr>
-      <w:r>
-        <w:t xml:space="preserve">카탸: 우리 제품이 아니잖아. 우린 항생제랑 연고를 팔아.</w:t>
-      </w:r>
-    </w:p>
-    <w:p>
-      <w:pPr>
-        <w:pStyle w:val="BodyText"/>
-      </w:pPr>
-      <w:r>
-        <w:t xml:space="preserve">알렉세이: 알아. 그런데 난 10년째 피부과 의사들을 찾아가. 다들 그 얘기만 해.</w:t>
-      </w:r>
-    </w:p>
-    <w:p>
-      <w:pPr>
-        <w:pStyle w:val="BodyText"/>
-      </w:pPr>
-      <w:r>
-        <w:t xml:space="preserve">카탸: 무슨 얘기?</w:t>
-      </w:r>
-    </w:p>
-    <w:p>
-      <w:pPr>
-        <w:pStyle w:val="BodyText"/>
-      </w:pPr>
-      <w:r>
-        <w:t xml:space="preserve">알렉세이: 가짜 얘기. 아무도 교육을 안 해 준다는 얘기. 누구도 믿을 수 없다는 얘기.</w:t>
-      </w:r>
-    </w:p>
-    <w:p>
-      <w:pPr>
-        <w:pStyle w:val="BodyText"/>
-      </w:pPr>
-      <w:r>
-        <w:t xml:space="preserve">카탸: 료샤, 30분 뒤에 회의야. 구세프가 새 숫자를 원해.</w:t>
-      </w:r>
-    </w:p>
-    <w:p>
-      <w:pPr>
-        <w:pStyle w:val="BodyText"/>
-      </w:pPr>
-      <w:r>
-        <w:t xml:space="preserve">알렉세이: 숫자 드려야지. 본론으로 갑시다… 아. 본론으로 가자. 습관이야.</w:t>
-      </w:r>
-    </w:p>
-    <w:p>
-      <w:pPr>
-        <w:pStyle w:val="BodyText"/>
-      </w:pPr>
-      <w:r>
-        <w:t xml:space="preserve">카탸: 「본론으로 갑시다」. 넌 네 고양이한테도 그 말 하잖아.</w:t>
-      </w:r>
-    </w:p>
-    <w:p>
-      <w:pPr>
-        <w:pStyle w:val="BodyText"/>
-      </w:pPr>
-      <w:r>
-        <w:t xml:space="preserve">알렉세이: 나 고양이 없어.</w:t>
-      </w:r>
-    </w:p>
-    <w:p>
-      <w:pPr>
-        <w:pStyle w:val="BodyText"/>
-      </w:pPr>
-      <w:r>
-        <w:t xml:space="preserve">카탸: 그러니까 없는 거야. 고양이가 싫어했을걸.</w:t>
+        <w:t xml:space="preserve">카탸: 료샤, 좋은 아침. 실적판 벌써 봤어? 지난달처럼 네 이름이 또 맨 위에 있어.</w:t>
+      </w:r>
+    </w:p>
+    <w:p>
+      <w:pPr>
+        <w:pStyle w:val="BodyText"/>
+      </w:pPr>
+      <w:r>
+        <w:t xml:space="preserve">알렉세이: 봤어. 계획을 112퍼센트 달성했지. 그런데 한 달 내내 쉬는 날이 하루도 없었어.</w:t>
+      </w:r>
+    </w:p>
+    <w:p>
+      <w:pPr>
+        <w:pStyle w:val="BodyText"/>
+      </w:pPr>
+      <w:r>
+        <w:t xml:space="preserve">카탸: 대신 보너스가 나오잖아. 구세프가 이번 분기 보너스는 평소보다 클 거래.</w:t>
+      </w:r>
+    </w:p>
+    <w:p>
+      <w:pPr>
+        <w:pStyle w:val="BodyText"/>
+      </w:pPr>
+      <w:r>
+        <w:t xml:space="preserve">알렉세이: 구세프는 월요일엔 늘 그렇게 말해. 그런데 금요일이 되면 왠지 전혀 다른 말을 하지.</w:t>
+      </w:r>
+    </w:p>
+    <w:p>
+      <w:pPr>
+        <w:pStyle w:val="BodyText"/>
+      </w:pPr>
+      <w:r>
+        <w:t xml:space="preserve">카탸: 너 오늘 좀 날카롭다. 내가 휴가 간 사이에 무슨 일 있었어?</w:t>
+      </w:r>
+    </w:p>
+    <w:p>
+      <w:pPr>
+        <w:pStyle w:val="BodyText"/>
+      </w:pPr>
+      <w:r>
+        <w:t xml:space="preserve">알렉세이: 어제 클리닉에서 한 환자가 인터넷에서 할인받아 산 필러 상자를 보여 줬어. 한국산처럼 보이는데 글자에 오타가 있더라. 의사 말로는 그런 환자가 일주일에 두세 명씩 온대.</w:t>
+      </w:r>
+    </w:p>
+    <w:p>
+      <w:pPr>
+        <w:pStyle w:val="BodyText"/>
+      </w:pPr>
+      <w:r>
+        <w:t xml:space="preserve">카탸: 그래도 그건 우리 제품이 아니잖아. 우리는 항생제랑 연고를 팔지, 미용 주사를 파는 게 아니야.</w:t>
+      </w:r>
+    </w:p>
+    <w:p>
+      <w:pPr>
+        <w:pStyle w:val="BodyText"/>
+      </w:pPr>
+      <w:r>
+        <w:t xml:space="preserve">알렉세이: 알아. 그런데 10년 동안 피부과 의사들을 만나 왔는데, 요즘은 다들 그 얘기만 해.</w:t>
+      </w:r>
+    </w:p>
+    <w:p>
+      <w:pPr>
+        <w:pStyle w:val="BodyText"/>
+      </w:pPr>
+      <w:r>
+        <w:t xml:space="preserve">카탸: 잠깐, 정확히 무슨 얘기를 한다는 거야? 잘 모르겠어.</w:t>
+      </w:r>
+    </w:p>
+    <w:p>
+      <w:pPr>
+        <w:pStyle w:val="BodyText"/>
+      </w:pPr>
+      <w:r>
+        <w:t xml:space="preserve">알렉세이: 가짜 제품 얘기, 아무도 의사들을 교육하지 않는다는 얘기, 그리고 누구도 믿을 수 없다는 얘기.</w:t>
+      </w:r>
+    </w:p>
+    <w:p>
+      <w:pPr>
+        <w:pStyle w:val="BodyText"/>
+      </w:pPr>
+      <w:r>
+        <w:t xml:space="preserve">카탸: 료샤, 30분 뒤에 회의야. 구세프는 불평이 아니라 새 숫자를 듣고 싶어 해.</w:t>
+      </w:r>
+    </w:p>
+    <w:p>
+      <w:pPr>
+        <w:pStyle w:val="BodyText"/>
+      </w:pPr>
+      <w:r>
+        <w:t xml:space="preserve">알렉세이: 숫자는 주면 되지. 본론으로 갑시다… 아, 그러니까 본론으로 가자. 버릇이야.</w:t>
+      </w:r>
+    </w:p>
+    <w:p>
+      <w:pPr>
+        <w:pStyle w:val="BodyText"/>
+      </w:pPr>
+      <w:r>
+        <w:t xml:space="preserve">카탸: «본론으로 갑시다». 넌 분명히 네 고양이한테도 그렇게 말할 거야.</w:t>
+      </w:r>
+    </w:p>
+    <w:p>
+      <w:pPr>
+        <w:pStyle w:val="BodyText"/>
+      </w:pPr>
+      <w:r>
+        <w:t xml:space="preserve">알렉세이: 나 고양이 없는 거 알잖아.</w:t>
+      </w:r>
+    </w:p>
+    <w:p>
+      <w:pPr>
+        <w:pStyle w:val="BodyText"/>
+      </w:pPr>
+      <w:r>
+        <w:t xml:space="preserve">카탸: 그러니까 없는 거야. 회의하듯 말 거는 건 고양이도 싫어할 테니까.</w:t>
       </w:r>
     </w:p>
     <w:bookmarkEnd w:id="33"/>
@@ -2856,279 +2894,279 @@
         <w:pStyle w:val="FirstParagraph"/>
       </w:pPr>
       <w:r>
-        <w:t xml:space="preserve">구세프: 여러분, 좋은 아침입니다. 앉으세요. 좋은 소식과 아주 좋은 소식이 있어요.</w:t>
-      </w:r>
-    </w:p>
-    <w:p>
-      <w:pPr>
-        <w:pStyle w:val="BodyText"/>
-      </w:pPr>
-      <w:r>
-        <w:t xml:space="preserve">티무르: 아주 좋은 소식부터 해 주세요, 안드레이 비탈리예비치.</w:t>
-      </w:r>
-    </w:p>
-    <w:p>
-      <w:pPr>
-        <w:pStyle w:val="BodyText"/>
-      </w:pPr>
-      <w:r>
-        <w:t xml:space="preserve">구세프: 제네바가 계획을 30퍼센트 올렸어요. 우리를 믿는다는 뜻이죠.</w:t>
-      </w:r>
-    </w:p>
-    <w:p>
-      <w:pPr>
-        <w:pStyle w:val="BodyText"/>
-      </w:pPr>
-      <w:r>
-        <w:t xml:space="preserve">카탸: 30퍼센트요? 시장은 5퍼센트 컸는데요.</w:t>
-      </w:r>
-    </w:p>
-    <w:p>
-      <w:pPr>
-        <w:pStyle w:val="BodyText"/>
-      </w:pPr>
-      <w:r>
-        <w:t xml:space="preserve">구세프: 시장은 분석가들 몫이에요. 우리는 결과 몫이고. 알렉세이 니콜라예비치, 조용하시네요.</w:t>
-      </w:r>
-    </w:p>
-    <w:p>
-      <w:pPr>
-        <w:pStyle w:val="BodyText"/>
-      </w:pPr>
-      <w:r>
-        <w:t xml:space="preserve">알렉세이: 계산 중입니다. 본론으로 갑시다: 그 30퍼센트는 어디서 나옵니까?</w:t>
-      </w:r>
-    </w:p>
-    <w:p>
-      <w:pPr>
-        <w:pStyle w:val="BodyText"/>
-      </w:pPr>
-      <w:r>
-        <w:t xml:space="preserve">구세프: 좋은 질문이에요. 교육 프로그램을 시작합니다. 우리 약을 다른 의사들보다 많이 처방하는 의사들은 소치 학회에 갑니다. 3일, 바다, 좋은 호텔. 전부 회사 부담이에요.</w:t>
-      </w:r>
-    </w:p>
-    <w:p>
-      <w:pPr>
-        <w:pStyle w:val="BodyText"/>
-      </w:pPr>
-      <w:r>
-        <w:t xml:space="preserve">티무르: 멋진 프로그램이네요! 의사들이 좋아하겠어요.</w:t>
-      </w:r>
-    </w:p>
-    <w:p>
-      <w:pPr>
-        <w:pStyle w:val="BodyText"/>
-      </w:pPr>
-      <w:r>
-        <w:t xml:space="preserve">알렉세이: 어떤 의사가 갈지는 누가 정합니까?</w:t>
-      </w:r>
-    </w:p>
-    <w:p>
-      <w:pPr>
-        <w:pStyle w:val="BodyText"/>
-      </w:pPr>
-      <w:r>
-        <w:t xml:space="preserve">구세프: 여러분이 정해요. 매니저마다 자기 명단에서. 처방 건수 기준으로.</w:t>
-      </w:r>
-    </w:p>
-    <w:p>
-      <w:pPr>
-        <w:pStyle w:val="BodyText"/>
-      </w:pPr>
-      <w:r>
-        <w:t xml:space="preserve">알렉세이: 그러니까 처방의 대가를 의사들에게 지불하는 거군요. 돈 대신 바다로.</w:t>
-      </w:r>
-    </w:p>
-    <w:p>
-      <w:pPr>
-        <w:pStyle w:val="BodyText"/>
-      </w:pPr>
-      <w:r>
-        <w:t xml:space="preserve">구세프: 알렉세이 니콜라예비치, 말 가려서 하세요. 이건 교육이에요. 강의가 있습니다.</w:t>
-      </w:r>
-    </w:p>
-    <w:p>
-      <w:pPr>
-        <w:pStyle w:val="BodyText"/>
-      </w:pPr>
-      <w:r>
-        <w:t xml:space="preserve">카탸: 강의는 몇 시간이에요?</w:t>
-      </w:r>
-    </w:p>
-    <w:p>
-      <w:pPr>
-        <w:pStyle w:val="BodyText"/>
-      </w:pPr>
-      <w:r>
-        <w:t xml:space="preserve">구세프: 두 시간. 오전에. 그다음은 자유 일정.</w:t>
-      </w:r>
-    </w:p>
-    <w:p>
-      <w:pPr>
-        <w:pStyle w:val="BodyText"/>
-      </w:pPr>
-      <w:r>
-        <w:t xml:space="preserve">알렉세이: 안드레이 비탈리예비치, 법적으로 의사는 약 처방의 대가로 선물이나 여행을 받을 수 없습니다. 감사 기관이 왜 처방 많은 사람들만 소치에 갔냐고 물으면 뭐라고 답하죠?</w:t>
-      </w:r>
-    </w:p>
-    <w:p>
-      <w:pPr>
-        <w:pStyle w:val="BodyText"/>
-      </w:pPr>
-      <w:r>
-        <w:t xml:space="preserve">구세프: 법무팀이 다 확인했어요. 서류에는 「교육 행사」라고 적혀 있어요.</w:t>
-      </w:r>
-    </w:p>
-    <w:p>
-      <w:pPr>
-        <w:pStyle w:val="BodyText"/>
-      </w:pPr>
-      <w:r>
-        <w:t xml:space="preserve">알렉세이: 서류엔 뭐든 쓸 수 있죠. 의사들은 다 알아요.</w:t>
-      </w:r>
-    </w:p>
-    <w:p>
-      <w:pPr>
-        <w:pStyle w:val="BodyText"/>
-      </w:pPr>
-      <w:r>
-        <w:t xml:space="preserve">티무르: 료샤, 성인군자인 척하지 마. 다른 회사들도 다 그래.</w:t>
-      </w:r>
-    </w:p>
-    <w:p>
-      <w:pPr>
-        <w:pStyle w:val="BodyText"/>
-      </w:pPr>
-      <w:r>
-        <w:t xml:space="preserve">알렉세이: 다는 아니야. 그리고 난 성인군자 아니야. 그냥 하기 싫을 뿐이야.</w:t>
-      </w:r>
-    </w:p>
-    <w:p>
-      <w:pPr>
-        <w:pStyle w:val="BodyText"/>
-      </w:pPr>
-      <w:r>
-        <w:t xml:space="preserve">구세프: 좋아요. 침착하게 합시다. 대신 뭘 제안하죠?</w:t>
-      </w:r>
-    </w:p>
-    <w:p>
-      <w:pPr>
-        <w:pStyle w:val="BodyText"/>
-      </w:pPr>
-      <w:r>
-        <w:t xml:space="preserve">알렉세이: 진짜 교육이요. 처방하는 의사만이 아니라 모든 피부과 의사에게 열린 세미나. 좋은 강사, 임상 사례, 질문. 의사들은 누가 자기를 가르쳤는지 기억할 겁니다. 매출은 옵니다, 다만 더 천천히.</w:t>
-      </w:r>
-    </w:p>
-    <w:p>
-      <w:pPr>
-        <w:pStyle w:val="BodyText"/>
-      </w:pPr>
-      <w:r>
-        <w:t xml:space="preserve">구세프: 더 천천히. 바로 그거예요. 내 계획은 10년이 아니라 분기 단위예요.</w:t>
-      </w:r>
-    </w:p>
-    <w:p>
-      <w:pPr>
-        <w:pStyle w:val="BodyText"/>
-      </w:pPr>
-      <w:r>
-        <w:t xml:space="preserve">카탸: 한마디 해도 될까요? 제 의사들도 바다가 아니라 교육을 물어봐요.</w:t>
-      </w:r>
-    </w:p>
-    <w:p>
-      <w:pPr>
-        <w:pStyle w:val="BodyText"/>
-      </w:pPr>
-      <w:r>
-        <w:t xml:space="preserve">구세프: 예카테리나, 당신 의사들은 보론초프 쪽보다 40퍼센트 덜 처방해요.</w:t>
-      </w:r>
-    </w:p>
-    <w:p>
-      <w:pPr>
-        <w:pStyle w:val="BodyText"/>
-      </w:pPr>
-      <w:r>
-        <w:t xml:space="preserve">카탸: 다들 앞에서 상기시켜 주셔서 감사하네요.</w:t>
-      </w:r>
-    </w:p>
-    <w:p>
-      <w:pPr>
-        <w:pStyle w:val="BodyText"/>
-      </w:pPr>
-      <w:r>
-        <w:t xml:space="preserve">구세프: 기분 상하게 하려던 건 아니에요. 숫자 얘기예요.</w:t>
-      </w:r>
-    </w:p>
-    <w:p>
-      <w:pPr>
-        <w:pStyle w:val="BodyText"/>
-      </w:pPr>
-      <w:r>
-        <w:t xml:space="preserve">알렉세이: 그 숫자, 제가 만들었습니다. 소치 없이. 그러니 소치 없이도 됩니다.</w:t>
-      </w:r>
-    </w:p>
-    <w:p>
-      <w:pPr>
-        <w:pStyle w:val="BodyText"/>
-      </w:pPr>
-      <w:r>
-        <w:t xml:space="preserve">구세프: 됐었죠. 작년에는. 계획이 달랐으니까.</w:t>
-      </w:r>
-    </w:p>
-    <w:p>
-      <w:pPr>
-        <w:pStyle w:val="BodyText"/>
-      </w:pPr>
-      <w:r>
-        <w:t xml:space="preserve">티무르: 안드레이 비탈리예비치, 명단은 언제까지 내요?</w:t>
-      </w:r>
-    </w:p>
-    <w:p>
-      <w:pPr>
-        <w:pStyle w:val="BodyText"/>
-      </w:pPr>
-      <w:r>
-        <w:t xml:space="preserve">구세프: 금요일까지. 각자 의사 스무 명. 보론초프, 당신도요.</w:t>
-      </w:r>
-    </w:p>
-    <w:p>
-      <w:pPr>
-        <w:pStyle w:val="BodyText"/>
-      </w:pPr>
-      <w:r>
-        <w:t xml:space="preserve">알렉세이: 생각해 보겠습니다.</w:t>
-      </w:r>
-    </w:p>
-    <w:p>
-      <w:pPr>
-        <w:pStyle w:val="BodyText"/>
-      </w:pPr>
-      <w:r>
-        <w:t xml:space="preserve">구세프: 생각할 게 없어요. 이건 제안이 아니라 과제예요. 당신은 지역 최고의 매니저예요, 알렉세이 니콜라예비치, 그리고 난 당신을 믿고 있어요. 제네바 앞에서 날 실망시키지 마세요. 금요일에 내 책상 위에 명단이 있길 기다리겠어요.</w:t>
-      </w:r>
-    </w:p>
-    <w:p>
-      <w:pPr>
-        <w:pStyle w:val="BodyText"/>
-      </w:pPr>
-      <w:r>
-        <w:t xml:space="preserve">카탸: 안드레이 비탈리예비치, 의사가 가기 싫다고 하면요?</w:t>
-      </w:r>
-    </w:p>
-    <w:p>
-      <w:pPr>
-        <w:pStyle w:val="BodyText"/>
-      </w:pPr>
-      <w:r>
-        <w:t xml:space="preserve">구세프: 다들 가고 싶어 해요. 3월의 바다는 설득력이 있죠. 자, 여러분, 일합시다.</w:t>
-      </w:r>
-    </w:p>
-    <w:p>
-      <w:pPr>
-        <w:pStyle w:val="BodyText"/>
-      </w:pPr>
-      <w:r>
-        <w:t xml:space="preserve">알렉세이: 일하죠. 다만 각자 자기 방식대로.</w:t>
+        <w:t xml:space="preserve">구세프: 여러분, 좋은 아침입니다. 앉으세요. 소식이 두 개 있어요. 좋은 소식과 아주 좋은 소식.</w:t>
+      </w:r>
+    </w:p>
+    <w:p>
+      <w:pPr>
+        <w:pStyle w:val="BodyText"/>
+      </w:pPr>
+      <w:r>
+        <w:t xml:space="preserve">티무르: 그럼 아주 좋은 소식부터 해 주세요, 안드레이 비탈리예비치. 월요일이 좀 즐거워지게요.</w:t>
+      </w:r>
+    </w:p>
+    <w:p>
+      <w:pPr>
+        <w:pStyle w:val="BodyText"/>
+      </w:pPr>
+      <w:r>
+        <w:t xml:space="preserve">구세프: 제네바가 우리 계획을 30퍼센트 올렸어요. 다른 지역보다 우리를 더 신뢰한다는 뜻이죠.</w:t>
+      </w:r>
+    </w:p>
+    <w:p>
+      <w:pPr>
+        <w:pStyle w:val="BodyText"/>
+      </w:pPr>
+      <w:r>
+        <w:t xml:space="preserve">카탸: 30퍼센트요? 시장은 1년 동안 겨우 5퍼센트 컸는데요.</w:t>
+      </w:r>
+    </w:p>
+    <w:p>
+      <w:pPr>
+        <w:pStyle w:val="BodyText"/>
+      </w:pPr>
+      <w:r>
+        <w:t xml:space="preserve">구세프: 시장은 애널리스트들 몫이고, 우리는 결과를 위해 일합니다. 알렉세이 니콜라예비치, 왜 아무 말이 없어요?</w:t>
+      </w:r>
+    </w:p>
+    <w:p>
+      <w:pPr>
+        <w:pStyle w:val="BodyText"/>
+      </w:pPr>
+      <w:r>
+        <w:t xml:space="preserve">알렉세이: 계산하고 있어서요. 본론으로 갑시다. 시장이 5퍼센트 크는데 그 30퍼센트는 어디서 나옵니까?</w:t>
+      </w:r>
+    </w:p>
+    <w:p>
+      <w:pPr>
+        <w:pStyle w:val="BodyText"/>
+      </w:pPr>
+      <w:r>
+        <w:t xml:space="preserve">구세프: 좋은 질문이에요. 교육 프로그램을 시작합니다. 우리 약을 다른 의사들보다 자주 처방하는 의사들이 소치 학회에 갑니다. 바닷가에서 사흘, 좋은 호텔, 저녁 식사, 전부 회사 부담으로요.</w:t>
+      </w:r>
+    </w:p>
+    <w:p>
+      <w:pPr>
+        <w:pStyle w:val="BodyText"/>
+      </w:pPr>
+      <w:r>
+        <w:t xml:space="preserve">티무르: 훌륭한 프로그램이네요! 의사들이 분명 좋아할 거예요, 특히 3월이니까.</w:t>
+      </w:r>
+    </w:p>
+    <w:p>
+      <w:pPr>
+        <w:pStyle w:val="BodyText"/>
+      </w:pPr>
+      <w:r>
+        <w:t xml:space="preserve">알렉세이: 그런데 정확히 어떤 의사들이 소치에 갈지는 누가 정합니까?</w:t>
+      </w:r>
+    </w:p>
+    <w:p>
+      <w:pPr>
+        <w:pStyle w:val="BodyText"/>
+      </w:pPr>
+      <w:r>
+        <w:t xml:space="preserve">구세프: 여러분이 정해요. 매니저마다 자기 목록에서, 분기 처방 건수를 기준으로.</w:t>
+      </w:r>
+    </w:p>
+    <w:p>
+      <w:pPr>
+        <w:pStyle w:val="BodyText"/>
+      </w:pPr>
+      <w:r>
+        <w:t xml:space="preserve">알렉세이: 그러니까 우리가 처방의 대가를 의사들에게 주는 거네요. 돈 대신 바다와 호텔로.</w:t>
+      </w:r>
+    </w:p>
+    <w:p>
+      <w:pPr>
+        <w:pStyle w:val="BodyText"/>
+      </w:pPr>
+      <w:r>
+        <w:t xml:space="preserve">구세프: 알렉세이 니콜라예비치, 말을 가려 하세요. 이건 교육이고, 진짜 강의도 있어요.</w:t>
+      </w:r>
+    </w:p>
+    <w:p>
+      <w:pPr>
+        <w:pStyle w:val="BodyText"/>
+      </w:pPr>
+      <w:r>
+        <w:t xml:space="preserve">카탸: 비밀이 아니라면, 프로그램에 강의는 몇 시간이나 있나요?</w:t>
+      </w:r>
+    </w:p>
+    <w:p>
+      <w:pPr>
+        <w:pStyle w:val="BodyText"/>
+      </w:pPr>
+      <w:r>
+        <w:t xml:space="preserve">구세프: 두 시간, 오전에요. 그다음엔 의사들이 쉴 수 있게 자유 일정이고요.</w:t>
+      </w:r>
+    </w:p>
+    <w:p>
+      <w:pPr>
+        <w:pStyle w:val="BodyText"/>
+      </w:pPr>
+      <w:r>
+        <w:t xml:space="preserve">알렉세이: 안드레이 비탈리예비치, 법적으로 의사는 약 처방의 대가로 선물이나 여행을 받을 수 없습니다. 감사에서 왜 처방을 많이 한 사람들만 소치에 갔느냐고 물으면, 우리는 뭐라고 답합니까? 저는 제 의사들이 나중에 그걸 수사관에게 해명하는 걸 원치 않습니다.</w:t>
+      </w:r>
+    </w:p>
+    <w:p>
+      <w:pPr>
+        <w:pStyle w:val="BodyText"/>
+      </w:pPr>
+      <w:r>
+        <w:t xml:space="preserve">구세프: 법무팀이 다 확인했으니 걱정 마세요. 서류에는 «교육 행사»라고 쓰여 있고, 그거면 충분해요.</w:t>
+      </w:r>
+    </w:p>
+    <w:p>
+      <w:pPr>
+        <w:pStyle w:val="BodyText"/>
+      </w:pPr>
+      <w:r>
+        <w:t xml:space="preserve">알렉세이: 서류에는 뭐든 쓸 수 있죠. 하지만 의사들은 다 알고 있어요.</w:t>
+      </w:r>
+    </w:p>
+    <w:p>
+      <w:pPr>
+        <w:pStyle w:val="BodyText"/>
+      </w:pPr>
+      <w:r>
+        <w:t xml:space="preserve">티무르: 료샤, 성인군자인 척하지 마. 모든 회사가 이렇게 한다는 거 알잖아.</w:t>
+      </w:r>
+    </w:p>
+    <w:p>
+      <w:pPr>
+        <w:pStyle w:val="BodyText"/>
+      </w:pPr>
+      <w:r>
+        <w:t xml:space="preserve">알렉세이: 전부는 아니야. 그리고 나 성인군자 아니야, 티무르. 그냥 이 일을 하고 싶지 않을 뿐이야.</w:t>
+      </w:r>
+    </w:p>
+    <w:p>
+      <w:pPr>
+        <w:pStyle w:val="BodyText"/>
+      </w:pPr>
+      <w:r>
+        <w:t xml:space="preserve">구세프: 좋아요, 차분하게 갑시다. 그럼 대신 뭘 제안하는 겁니까?</w:t>
+      </w:r>
+    </w:p>
+    <w:p>
+      <w:pPr>
+        <w:pStyle w:val="BodyText"/>
+      </w:pPr>
+      <w:r>
+        <w:t xml:space="preserve">알렉세이: 진짜 교육이요. 처방을 많이 하는 의사만이 아니라 모든 피부과 의사에게 열린 세미나요. 좋은 강사, 임상 사례, 질문에 대한 솔직한 답변. 의사들은 누가 자기를 가르쳤는지 기억할 거고, 판매는 따라옵니다. 비록 더 느리겠지만요.</w:t>
+      </w:r>
+    </w:p>
+    <w:p>
+      <w:pPr>
+        <w:pStyle w:val="BodyText"/>
+      </w:pPr>
+      <w:r>
+        <w:t xml:space="preserve">구세프: 더 느리게, 바로 그거예요. 내 계획은 분기 단위지, 10년 앞을 보는 게 아니에요.</w:t>
+      </w:r>
+    </w:p>
+    <w:p>
+      <w:pPr>
+        <w:pStyle w:val="BodyText"/>
+      </w:pPr>
+      <w:r>
+        <w:t xml:space="preserve">카탸: 제가 한마디 해도 될까요? 제 의사들도 교육에 대해 묻지, 바다에 대해서는 아무도 안 물어요.</w:t>
+      </w:r>
+    </w:p>
+    <w:p>
+      <w:pPr>
+        <w:pStyle w:val="BodyText"/>
+      </w:pPr>
+      <w:r>
+        <w:t xml:space="preserve">구세프: 예카테리나, 당신 의사들은 보론초프의 의사들보다 처방이 40퍼센트 적어요.</w:t>
+      </w:r>
+    </w:p>
+    <w:p>
+      <w:pPr>
+        <w:pStyle w:val="BodyText"/>
+      </w:pPr>
+      <w:r>
+        <w:t xml:space="preserve">카탸: 모두 앞에서 그걸 상기시켜 주셔서 감사합니다, 안드레이 비탈리예비치.</w:t>
+      </w:r>
+    </w:p>
+    <w:p>
+      <w:pPr>
+        <w:pStyle w:val="BodyText"/>
+      </w:pPr>
+      <w:r>
+        <w:t xml:space="preserve">구세프: 기분 상하게 하려던 건 아니에요. 난 숫자 얘기만 하는 거고, 숫자는 기분 상하지 않으니까요.</w:t>
+      </w:r>
+    </w:p>
+    <w:p>
+      <w:pPr>
+        <w:pStyle w:val="BodyText"/>
+      </w:pPr>
+      <w:r>
+        <w:t xml:space="preserve">알렉세이: 그 숫자는 제가 만들었고, 소치 없이 만들었습니다. 그러니까 소치 없이도 일할 수 있다는 거죠.</w:t>
+      </w:r>
+    </w:p>
+    <w:p>
+      <w:pPr>
+        <w:pStyle w:val="BodyText"/>
+      </w:pPr>
+      <w:r>
+        <w:t xml:space="preserve">구세프: 할 수 있었죠, 작년에는. 하지만 그때는 계획도 완전히 달랐어요.</w:t>
+      </w:r>
+    </w:p>
+    <w:p>
+      <w:pPr>
+        <w:pStyle w:val="BodyText"/>
+      </w:pPr>
+      <w:r>
+        <w:t xml:space="preserve">티무르: 안드레이 비탈리예비치, 의사 목록은 언제까지 내면 되나요?</w:t>
+      </w:r>
+    </w:p>
+    <w:p>
+      <w:pPr>
+        <w:pStyle w:val="BodyText"/>
+      </w:pPr>
+      <w:r>
+        <w:t xml:space="preserve">구세프: 금요일까지. 각자 의사 스무 명씩, 보론초프 당신도요.</w:t>
+      </w:r>
+    </w:p>
+    <w:p>
+      <w:pPr>
+        <w:pStyle w:val="BodyText"/>
+      </w:pPr>
+      <w:r>
+        <w:t xml:space="preserve">알렉세이: 뭔가에 서명하기 전에 생각해 봐야겠습니다.</w:t>
+      </w:r>
+    </w:p>
+    <w:p>
+      <w:pPr>
+        <w:pStyle w:val="BodyText"/>
+      </w:pPr>
+      <w:r>
+        <w:t xml:space="preserve">구세프: 생각할 게 없어요. 이건 제안이 아니라 업무입니다. 당신은 이 지역 최고의 매니저예요, 알렉세이 니콜라예비치. 그리고 난 당신을 믿고 있어요. 제네바 앞에서 날 실망시키지 마세요. 금요일에 당신 목록을 내 책상 위에서 기다리겠습니다.</w:t>
+      </w:r>
+    </w:p>
+    <w:p>
+      <w:pPr>
+        <w:pStyle w:val="BodyText"/>
+      </w:pPr>
+      <w:r>
+        <w:t xml:space="preserve">카탸: 안드레이 비탈리예비치, 의사가 가고 싶지 않다고 하면 어떻게 하죠?</w:t>
+      </w:r>
+    </w:p>
+    <w:p>
+      <w:pPr>
+        <w:pStyle w:val="BodyText"/>
+      </w:pPr>
+      <w:r>
+        <w:t xml:space="preserve">구세프: 다들 가고 싶어 할 거예요. 3월의 바다는 강력한 논거니까. 자, 여러분, 일합시다.</w:t>
+      </w:r>
+    </w:p>
+    <w:p>
+      <w:pPr>
+        <w:pStyle w:val="BodyText"/>
+      </w:pPr>
+      <w:r>
+        <w:t xml:space="preserve">알렉세이: 일하죠. 다만 보아하니 각자 자기 방식대로 일하게 될 것 같네요.</w:t>
       </w:r>
     </w:p>
     <w:bookmarkEnd w:id="34"/>
@@ -3146,239 +3184,239 @@
         <w:pStyle w:val="FirstParagraph"/>
       </w:pPr>
       <w:r>
-        <w:t xml:space="preserve">갈랴: 알렉세이 니콜라예비치, 옐레나 빅토로브나가 기다리세요. 다만 10분밖에 없으세요.</w:t>
-      </w:r>
-    </w:p>
-    <w:p>
-      <w:pPr>
-        <w:pStyle w:val="BodyText"/>
-      </w:pPr>
-      <w:r>
-        <w:t xml:space="preserve">알렉세이: 5분이면 충분해요. 고마워요, 갈리나.</w:t>
-      </w:r>
-    </w:p>
-    <w:p>
-      <w:pPr>
-        <w:pStyle w:val="BodyText"/>
-      </w:pPr>
-      <w:r>
-        <w:t xml:space="preserve">코르닐로바: 보론초프. 또 그 연고예요? 이미 처방하고 있어요. 또 뭐죠?</w:t>
-      </w:r>
-    </w:p>
-    <w:p>
-      <w:pPr>
-        <w:pStyle w:val="BodyText"/>
-      </w:pPr>
-      <w:r>
-        <w:t xml:space="preserve">알렉세이: 아니요, 오늘은 연고가 아닙니다. 오늘은 여쭤볼 게 있어요.</w:t>
-      </w:r>
-    </w:p>
-    <w:p>
-      <w:pPr>
-        <w:pStyle w:val="BodyText"/>
-      </w:pPr>
-      <w:r>
-        <w:t xml:space="preserve">코르닐로바: 질문이라니 좋네요. 보통 매니저들은 볼펜이랑 달력을 가져오던데.</w:t>
-      </w:r>
-    </w:p>
-    <w:p>
-      <w:pPr>
-        <w:pStyle w:val="BodyText"/>
-      </w:pPr>
-      <w:r>
-        <w:t xml:space="preserve">알렉세이: 볼펜은 차에 있어요. 어차피 안 받으시잖아요.</w:t>
-      </w:r>
-    </w:p>
-    <w:p>
-      <w:pPr>
-        <w:pStyle w:val="BodyText"/>
-      </w:pPr>
-      <w:r>
-        <w:t xml:space="preserve">코르닐로바: 안 받죠. 질문하세요.</w:t>
-      </w:r>
-    </w:p>
-    <w:p>
-      <w:pPr>
-        <w:pStyle w:val="BodyText"/>
-      </w:pPr>
-      <w:r>
-        <w:t xml:space="preserve">알렉세이: 필러요. 히알루론산. 어디서 사시고, 뭐가 불만이세요?</w:t>
-      </w:r>
-    </w:p>
-    <w:p>
-      <w:pPr>
-        <w:pStyle w:val="BodyText"/>
-      </w:pPr>
-      <w:r>
-        <w:t xml:space="preserve">코르닐로바: 항생제 매니저가 왜 필러를 물어요?</w:t>
-      </w:r>
-    </w:p>
-    <w:p>
-      <w:pPr>
-        <w:pStyle w:val="BodyText"/>
-      </w:pPr>
-      <w:r>
-        <w:t xml:space="preserve">알렉세이: 제가 찾아가는 의사들이 다 그 얘기를 하니까요. 이해하고 싶어요.</w:t>
-      </w:r>
-    </w:p>
-    <w:p>
-      <w:pPr>
-        <w:pStyle w:val="BodyText"/>
-      </w:pPr>
-      <w:r>
-        <w:t xml:space="preserve">코르닐로바: 좋아요. 유럽 브랜드 두 개를 써요. 좋지만 비싸고, 공급이 불규칙해요. 한 달은 물건이 없다가, 그다음엔 있고. 그런데 환자들은 기다리지 않아요. 더 싼 데로 가요.</w:t>
-      </w:r>
-    </w:p>
-    <w:p>
-      <w:pPr>
-        <w:pStyle w:val="BodyText"/>
-      </w:pPr>
-      <w:r>
-        <w:t xml:space="preserve">알렉세이: 어디로요?</w:t>
-      </w:r>
-    </w:p>
-    <w:p>
-      <w:pPr>
-        <w:pStyle w:val="BodyText"/>
-      </w:pPr>
-      <w:r>
-        <w:t xml:space="preserve">코르닐로바: 갈랴, 그 상자 좀 가져다줘요. 장에 있는 거. 어떤 건지 알죠.</w:t>
-      </w:r>
-    </w:p>
-    <w:p>
-      <w:pPr>
-        <w:pStyle w:val="BodyText"/>
-      </w:pPr>
-      <w:r>
-        <w:t xml:space="preserve">갈랴: 여기요. 금요일에 환자가 가져왔어요. 합병증이 생긴 뒤에.</w:t>
-      </w:r>
-    </w:p>
-    <w:p>
-      <w:pPr>
-        <w:pStyle w:val="BodyText"/>
-      </w:pPr>
-      <w:r>
-        <w:t xml:space="preserve">알렉세이: 봐도 될까요? 한국산이네요. 그런데 이름에 오타가 있어요. 그리고 로트 번호가 없어요.</w:t>
-      </w:r>
-    </w:p>
-    <w:p>
-      <w:pPr>
-        <w:pStyle w:val="BodyText"/>
-      </w:pPr>
-      <w:r>
-        <w:t xml:space="preserve">코르닐로바: 3초 만에 알아보셨네요. 환자는 석 달 동안 몰랐어요.</w:t>
-      </w:r>
-    </w:p>
-    <w:p>
-      <w:pPr>
-        <w:pStyle w:val="BodyText"/>
-      </w:pPr>
-      <w:r>
-        <w:t xml:space="preserve">알렉세이: 누가 이걸 놔 줬어요?</w:t>
-      </w:r>
-    </w:p>
-    <w:p>
-      <w:pPr>
-        <w:pStyle w:val="BodyText"/>
-      </w:pPr>
-      <w:r>
-        <w:t xml:space="preserve">코르닐로바: 미용실의 「마스터」요. 의학 교육 없이. 타간카의 아파트에서.</w:t>
-      </w:r>
-    </w:p>
-    <w:p>
-      <w:pPr>
-        <w:pStyle w:val="BodyText"/>
-      </w:pPr>
-      <w:r>
-        <w:t xml:space="preserve">갈랴: 그런 환자가 일주일에 두세 명이에요. 부종, 결절, 한 번은 괴사.</w:t>
-      </w:r>
-    </w:p>
-    <w:p>
-      <w:pPr>
-        <w:pStyle w:val="BodyText"/>
-      </w:pPr>
-      <w:r>
-        <w:t xml:space="preserve">알렉세이: 괴사요? 그건 정말 위험하잖아요.</w:t>
-      </w:r>
-    </w:p>
-    <w:p>
-      <w:pPr>
-        <w:pStyle w:val="BodyText"/>
-      </w:pPr>
-      <w:r>
-        <w:t xml:space="preserve">코르닐로바: 아주요. 살려 냈지만 얼굴에 흉터가 남을 수도 있었어요. 그리고 제일 무서운 게 뭔지 알아요? 진짜 한국 필러는 아마 좋은 제품일 거예요. 그런데 러시아엔 등록도 교육도 없이 제3자 손을 거쳐 들어와요.</w:t>
-      </w:r>
-    </w:p>
-    <w:p>
-      <w:pPr>
-        <w:pStyle w:val="BodyText"/>
-      </w:pPr>
-      <w:r>
-        <w:t xml:space="preserve">알렉세이: 만약 정직하게 들여온다면요? 등록하고, 번호 붙이고, 교육까지 해서요?</w:t>
-      </w:r>
-    </w:p>
-    <w:p>
-      <w:pPr>
-        <w:pStyle w:val="BodyText"/>
-      </w:pPr>
-      <w:r>
-        <w:t xml:space="preserve">코르닐로바: 그럼 적어도 한번 보긴 하겠죠. 그런데 누가 그 일을 하겠어요?</w:t>
-      </w:r>
-    </w:p>
-    <w:p>
-      <w:pPr>
-        <w:pStyle w:val="BodyText"/>
-      </w:pPr>
-      <w:r>
-        <w:t xml:space="preserve">알렉세이: 모르겠어요. 아직은 모르겠어요.</w:t>
-      </w:r>
-    </w:p>
-    <w:p>
-      <w:pPr>
-        <w:pStyle w:val="BodyText"/>
-      </w:pPr>
-      <w:r>
-        <w:t xml:space="preserve">코르닐로바: 「아직」이라고 하셨네요. 위험한 단어예요, 보론초프. 그런 얼굴을 한 남자들이 나중에 회사를 나가요.</w:t>
-      </w:r>
-    </w:p>
-    <w:p>
-      <w:pPr>
-        <w:pStyle w:val="BodyText"/>
-      </w:pPr>
-      <w:r>
-        <w:t xml:space="preserve">알렉세이: 어떤 얼굴이요?</w:t>
-      </w:r>
-    </w:p>
-    <w:p>
-      <w:pPr>
-        <w:pStyle w:val="BodyText"/>
-      </w:pPr>
-      <w:r>
-        <w:t xml:space="preserve">코르닐로바: 이미 다 정했는데 아직 아무에게도 말 안 한 사람의 얼굴.</w:t>
-      </w:r>
-    </w:p>
-    <w:p>
-      <w:pPr>
-        <w:pStyle w:val="BodyText"/>
-      </w:pPr>
-      <w:r>
-        <w:t xml:space="preserve">알렉세이: 할머니께 말할 거예요. 툴라 근처에 사세요. 40년 동안 펠드셰르였어요.</w:t>
-      </w:r>
-    </w:p>
-    <w:p>
-      <w:pPr>
-        <w:pStyle w:val="BodyText"/>
-      </w:pPr>
-      <w:r>
-        <w:t xml:space="preserve">코르닐로바: 그럼 할머니께 물어보세요. 펠드셰르는 많은 교수들보다 의학을 더 잘 알아요. 그리고 하나 더: 언젠가 좋은 필러를 들여온다 해도, 교육 없이는 안 삽니다. 기억해 두세요.</w:t>
-      </w:r>
-    </w:p>
-    <w:p>
-      <w:pPr>
-        <w:pStyle w:val="BodyText"/>
-      </w:pPr>
-      <w:r>
-        <w:t xml:space="preserve">갈랴: 옐레나 빅토로브나, 다음 환자요. 벌써 15분 기다렸어요.</w:t>
+        <w:t xml:space="preserve">갈랴: 알렉세이 니콜라예비치, 옐레나 빅토로브나가 기다리세요. 다만 시간은 10분밖에 없으세요.</w:t>
+      </w:r>
+    </w:p>
+    <w:p>
+      <w:pPr>
+        <w:pStyle w:val="BodyText"/>
+      </w:pPr>
+      <w:r>
+        <w:t xml:space="preserve">알렉세이: 5분이면 충분해요. 시간 내 주셔서 고마워요, 갈리나.</w:t>
+      </w:r>
+    </w:p>
+    <w:p>
+      <w:pPr>
+        <w:pStyle w:val="BodyText"/>
+      </w:pPr>
+      <w:r>
+        <w:t xml:space="preserve">코르닐로바: 보론초프, 또 그 연고예요? 이미 처방하고 있는데, 뭐가 더 필요해요?</w:t>
+      </w:r>
+    </w:p>
+    <w:p>
+      <w:pPr>
+        <w:pStyle w:val="BodyText"/>
+      </w:pPr>
+      <w:r>
+        <w:t xml:space="preserve">알렉세이: 아니요, 오늘은 연고 얘기가 아닙니다. 오늘은 질문이 하나 있어서요.</w:t>
+      </w:r>
+    </w:p>
+    <w:p>
+      <w:pPr>
+        <w:pStyle w:val="BodyText"/>
+      </w:pPr>
+      <w:r>
+        <w:t xml:space="preserve">코르닐로바: 질문이라, 좋네요. 보통 매니저들은 어디 둘 데도 없는 볼펜이랑 달력을 들고 오거든요.</w:t>
+      </w:r>
+    </w:p>
+    <w:p>
+      <w:pPr>
+        <w:pStyle w:val="BodyText"/>
+      </w:pPr>
+      <w:r>
+        <w:t xml:space="preserve">알렉세이: 볼펜은 차에 두고 왔어요. 어차피 안 받으시니까요.</w:t>
+      </w:r>
+    </w:p>
+    <w:p>
+      <w:pPr>
+        <w:pStyle w:val="BodyText"/>
+      </w:pPr>
+      <w:r>
+        <w:t xml:space="preserve">코르닐로바: 안 받죠, 맞아요. 자, 시간 있을 때 질문하세요.</w:t>
+      </w:r>
+    </w:p>
+    <w:p>
+      <w:pPr>
+        <w:pStyle w:val="BodyText"/>
+      </w:pPr>
+      <w:r>
+        <w:t xml:space="preserve">알렉세이: 히알루론산 필러요. 어디서 사시고, 무엇이 불만이세요?</w:t>
+      </w:r>
+    </w:p>
+    <w:p>
+      <w:pPr>
+        <w:pStyle w:val="BodyText"/>
+      </w:pPr>
+      <w:r>
+        <w:t xml:space="preserve">코르닐로바: 항생제 담당 매니저가 왜 갑자기 필러를 물어요?</w:t>
+      </w:r>
+    </w:p>
+    <w:p>
+      <w:pPr>
+        <w:pStyle w:val="BodyText"/>
+      </w:pPr>
+      <w:r>
+        <w:t xml:space="preserve">알렉세이: 제가 만나는 의사들이 모두 필러 얘기를 해서요. 왜 그런지 이해하고 싶어요.</w:t>
+      </w:r>
+    </w:p>
+    <w:p>
+      <w:pPr>
+        <w:pStyle w:val="BodyText"/>
+      </w:pPr>
+      <w:r>
+        <w:t xml:space="preserve">코르닐로바: 좋아요, 설명해 드리죠. 저는 유럽 브랜드 두 개를 써요. 좋긴 한데 비싸고, 공급이 불규칙해요. 한 달은 물건이 없다가 다시 들어와요. 그런데 환자들은 기다리려 하지 않으니까 더 싼 데로 가요.</w:t>
+      </w:r>
+    </w:p>
+    <w:p>
+      <w:pPr>
+        <w:pStyle w:val="BodyText"/>
+      </w:pPr>
+      <w:r>
+        <w:t xml:space="preserve">알렉세이: 여기가 아니면 정확히 어디로 가는데요?</w:t>
+      </w:r>
+    </w:p>
+    <w:p>
+      <w:pPr>
+        <w:pStyle w:val="BodyText"/>
+      </w:pPr>
+      <w:r>
+        <w:t xml:space="preserve">코르닐로바: 갈랴, 장에서 그 상자 좀 가져다줄래요? 무슨 상자인지 알죠.</w:t>
+      </w:r>
+    </w:p>
+    <w:p>
+      <w:pPr>
+        <w:pStyle w:val="BodyText"/>
+      </w:pPr>
+      <w:r>
+        <w:t xml:space="preserve">갈랴: 여기 있어요. 금요일에 합병증 때문에 저희를 찾아온 환자가 가져온 거예요.</w:t>
+      </w:r>
+    </w:p>
+    <w:p>
+      <w:pPr>
+        <w:pStyle w:val="BodyText"/>
+      </w:pPr>
+      <w:r>
+        <w:t xml:space="preserve">알렉세이: 봐도 될까요? 한국산 상자인데 제품명에 오타가 있고, 로트 번호가 어디에도 없네요.</w:t>
+      </w:r>
+    </w:p>
+    <w:p>
+      <w:pPr>
+        <w:pStyle w:val="BodyText"/>
+      </w:pPr>
+      <w:r>
+        <w:t xml:space="preserve">코르닐로바: 당신은 3초 만에 알아챘는데, 환자는 석 달 동안 몰랐어요.</w:t>
+      </w:r>
+    </w:p>
+    <w:p>
+      <w:pPr>
+        <w:pStyle w:val="BodyText"/>
+      </w:pPr>
+      <w:r>
+        <w:t xml:space="preserve">알렉세이: 의사가 아니면 대체 누가 주사한 거예요?</w:t>
+      </w:r>
+    </w:p>
+    <w:p>
+      <w:pPr>
+        <w:pStyle w:val="BodyText"/>
+      </w:pPr>
+      <w:r>
+        <w:t xml:space="preserve">코르닐로바: 미용실의 이른바 «마스터»요. 의학 교육도 없이, 타간카의 평범한 아파트에서.</w:t>
+      </w:r>
+    </w:p>
+    <w:p>
+      <w:pPr>
+        <w:pStyle w:val="BodyText"/>
+      </w:pPr>
+      <w:r>
+        <w:t xml:space="preserve">갈랴: 그런 환자가 일주일에 두세 명이에요. 부종, 결절, 그리고 한 번은 괴사도 있었어요.</w:t>
+      </w:r>
+    </w:p>
+    <w:p>
+      <w:pPr>
+        <w:pStyle w:val="BodyText"/>
+      </w:pPr>
+      <w:r>
+        <w:t xml:space="preserve">알렉세이: 괴사요? 그건 정말 위험한 거 아닌가요?</w:t>
+      </w:r>
+    </w:p>
+    <w:p>
+      <w:pPr>
+        <w:pStyle w:val="BodyText"/>
+      </w:pPr>
+      <w:r>
+        <w:t xml:space="preserve">코르닐로바: 아주 위험하죠. 우리가 살렸지만, 얼굴에 흉터가 남을 수도 있었어요. 그리고 제일 무서운 게 뭔지 알아요? 진짜 한국산 필러는 아마 좋을 거예요. 그런데 러시아에는 등록도 교육도 없이 몇 다리를 거쳐서 들어와요.</w:t>
+      </w:r>
+    </w:p>
+    <w:p>
+      <w:pPr>
+        <w:pStyle w:val="BodyText"/>
+      </w:pPr>
+      <w:r>
+        <w:t xml:space="preserve">알렉세이: 만약 등록하고, 로트 번호를 붙이고, 의사 교육까지 하면서 정직하게 들여온다면요?</w:t>
+      </w:r>
+    </w:p>
+    <w:p>
+      <w:pPr>
+        <w:pStyle w:val="BodyText"/>
+      </w:pPr>
+      <w:r>
+        <w:t xml:space="preserve">코르닐로바: 그럼 적어도 한번 볼 수는 있겠죠. 그런데 누가 그런 일을 하겠어요?</w:t>
+      </w:r>
+    </w:p>
+    <w:p>
+      <w:pPr>
+        <w:pStyle w:val="BodyText"/>
+      </w:pPr>
+      <w:r>
+        <w:t xml:space="preserve">알렉세이: 모르겠습니다. 적어도 아직은 모르겠어요.</w:t>
+      </w:r>
+    </w:p>
+    <w:p>
+      <w:pPr>
+        <w:pStyle w:val="BodyText"/>
+      </w:pPr>
+      <w:r>
+        <w:t xml:space="preserve">코르닐로바: «아직»이라고 했죠. 위험한 말이에요, 보론초프. 그런 얼굴을 한 남자들은 나중에 회사를 떠나요.</w:t>
+      </w:r>
+    </w:p>
+    <w:p>
+      <w:pPr>
+        <w:pStyle w:val="BodyText"/>
+      </w:pPr>
+      <w:r>
+        <w:t xml:space="preserve">알렉세이: 죄송하지만, 정확히 어떤 얼굴이요?</w:t>
+      </w:r>
+    </w:p>
+    <w:p>
+      <w:pPr>
+        <w:pStyle w:val="BodyText"/>
+      </w:pPr>
+      <w:r>
+        <w:t xml:space="preserve">코르닐로바: 이미 다 결정했는데 아직 아무에게도 말하지 않은 사람의 얼굴이요.</w:t>
+      </w:r>
+    </w:p>
+    <w:p>
+      <w:pPr>
+        <w:pStyle w:val="BodyText"/>
+      </w:pPr>
+      <w:r>
+        <w:t xml:space="preserve">알렉세이: 할머니께 제일 먼저 말할 거예요. 툴라 근처에 사시고, 40년 동안 준의사로 일하셨어요.</w:t>
+      </w:r>
+    </w:p>
+    <w:p>
+      <w:pPr>
+        <w:pStyle w:val="BodyText"/>
+      </w:pPr>
+      <w:r>
+        <w:t xml:space="preserve">코르닐로바: 그럼 꼭 할머니께 물어보세요. 준의사들은 많은 교수들보다 의학을 더 잘 알거든요. 그리고 하나 더 기억해요. 언젠가 좋은 필러를 들여오더라도, 교육 없이는 안 삽니다.</w:t>
+      </w:r>
+    </w:p>
+    <w:p>
+      <w:pPr>
+        <w:pStyle w:val="BodyText"/>
+      </w:pPr>
+      <w:r>
+        <w:t xml:space="preserve">갈랴: 옐레나 빅토로브나, 다음 환자분이 벌써 15분째 기다리시는데 초조해하세요.</w:t>
       </w:r>
     </w:p>
     <w:bookmarkEnd w:id="35"/>
@@ -3396,199 +3434,199 @@
         <w:pStyle w:val="FirstParagraph"/>
       </w:pPr>
       <w:r>
-        <w:t xml:space="preserve">구세프: 들어오세요, 알렉세이 니콜라예비치. 명단 가져왔어요? 의사 스무 명?</w:t>
-      </w:r>
-    </w:p>
-    <w:p>
-      <w:pPr>
-        <w:pStyle w:val="BodyText"/>
-      </w:pPr>
-      <w:r>
-        <w:t xml:space="preserve">알렉세이: 아니요. 다른 걸 가져왔습니다.</w:t>
-      </w:r>
-    </w:p>
-    <w:p>
-      <w:pPr>
-        <w:pStyle w:val="BodyText"/>
-      </w:pPr>
-      <w:r>
-        <w:t xml:space="preserve">구세프: 뭐죠? 신청서?</w:t>
-      </w:r>
-    </w:p>
-    <w:p>
-      <w:pPr>
-        <w:pStyle w:val="BodyText"/>
-      </w:pPr>
-      <w:r>
-        <w:t xml:space="preserve">알렉세이: 사직서입니다. 저 나가겠습니다.</w:t>
-      </w:r>
-    </w:p>
-    <w:p>
-      <w:pPr>
-        <w:pStyle w:val="BodyText"/>
-      </w:pPr>
-      <w:r>
-        <w:t xml:space="preserve">구세프: 소치 때문에? 진심이에요?</w:t>
-      </w:r>
-    </w:p>
-    <w:p>
-      <w:pPr>
-        <w:pStyle w:val="BodyText"/>
-      </w:pPr>
-      <w:r>
-        <w:t xml:space="preserve">알렉세이: 소치 때문만은 아닙니다. 소치는 마지막 한 방울이었어요.</w:t>
-      </w:r>
-    </w:p>
-    <w:p>
-      <w:pPr>
-        <w:pStyle w:val="BodyText"/>
-      </w:pPr>
-      <w:r>
-        <w:t xml:space="preserve">구세프: 앉아요. 어른답게 얘기합시다.</w:t>
-      </w:r>
-    </w:p>
-    <w:p>
-      <w:pPr>
-        <w:pStyle w:val="BodyText"/>
-      </w:pPr>
-      <w:r>
-        <w:t xml:space="preserve">알렉세이: 좋습니다. 하지만 본론으로.</w:t>
-      </w:r>
-    </w:p>
-    <w:p>
-      <w:pPr>
-        <w:pStyle w:val="BodyText"/>
-      </w:pPr>
-      <w:r>
-        <w:t xml:space="preserve">구세프: 본론으로. 당신은 25만 루블에 보너스를 받아요. 아파트, 차, 의료보험이 있죠. 서른넷이에요. 어디로 갈 거예요? 다른 회사? 거기에도 똑같은 소치가 있을 거예요, 터키에 있을 뿐.</w:t>
-      </w:r>
-    </w:p>
-    <w:p>
-      <w:pPr>
-        <w:pStyle w:val="BodyText"/>
-      </w:pPr>
-      <w:r>
-        <w:t xml:space="preserve">알렉세이: 다른 회사가 아닙니다. 제 사업을 하고 싶어요.</w:t>
-      </w:r>
-    </w:p>
-    <w:p>
-      <w:pPr>
-        <w:pStyle w:val="BodyText"/>
-      </w:pPr>
-      <w:r>
-        <w:t xml:space="preserve">구세프: 자기 사업? 무슨 사업?</w:t>
-      </w:r>
-    </w:p>
-    <w:p>
-      <w:pPr>
-        <w:pStyle w:val="BodyText"/>
-      </w:pPr>
-      <w:r>
-        <w:t xml:space="preserve">알렉세이: 아직 정확히는 모릅니다. 처방의 대가를 바다로 치를 필요가 없는 일이요.</w:t>
-      </w:r>
-    </w:p>
-    <w:p>
-      <w:pPr>
-        <w:pStyle w:val="BodyText"/>
-      </w:pPr>
-      <w:r>
-        <w:t xml:space="preserve">구세프: 이상주의자군요. 사업에서 이상주의자는 1년 살아요.</w:t>
-      </w:r>
-    </w:p>
-    <w:p>
-      <w:pPr>
-        <w:pStyle w:val="BodyText"/>
-      </w:pPr>
-      <w:r>
-        <w:t xml:space="preserve">알렉세이: 그럼 저한텐 1년이 있네요. 아무것도 없는 것보단 낫죠.</w:t>
-      </w:r>
-    </w:p>
-    <w:p>
-      <w:pPr>
-        <w:pStyle w:val="BodyText"/>
-      </w:pPr>
-      <w:r>
-        <w:t xml:space="preserve">구세프: 들어 봐요. 일주일 줄게요. 생각해 봐요. 사직서는 서랍에 넣고 아무에게도 안 보여 줄게요. 마음이 바뀌면 이 대화는 없던 걸로 합시다. 의사 명단은 다음 주 월요일에 내요.</w:t>
-      </w:r>
-    </w:p>
-    <w:p>
-      <w:pPr>
-        <w:pStyle w:val="BodyText"/>
-      </w:pPr>
-      <w:r>
-        <w:t xml:space="preserve">알렉세이: 감사합니다, 안드레이 비탈리예비치. 하지만 마음은 안 바뀝니다.</w:t>
-      </w:r>
-    </w:p>
-    <w:p>
-      <w:pPr>
-        <w:pStyle w:val="BodyText"/>
-      </w:pPr>
-      <w:r>
-        <w:t xml:space="preserve">구세프: 다들 그렇게 말해요. 그러다 첫 관리비 고지서가 오죠.</w:t>
-      </w:r>
-    </w:p>
-    <w:p>
-      <w:pPr>
-        <w:pStyle w:val="BodyText"/>
-      </w:pPr>
-      <w:r>
-        <w:t xml:space="preserve">알렉세이: 아파트는 제 겁니다. 대출 없이요. 10년 모았어요.</w:t>
-      </w:r>
-    </w:p>
-    <w:p>
-      <w:pPr>
-        <w:pStyle w:val="BodyText"/>
-      </w:pPr>
-      <w:r>
-        <w:t xml:space="preserve">구세프: 그러니까 더더욱. 가진 걸 걸지 마세요.</w:t>
-      </w:r>
-    </w:p>
-    <w:p>
-      <w:pPr>
-        <w:pStyle w:val="BodyText"/>
-      </w:pPr>
-      <w:r>
-        <w:t xml:space="preserve">알렉세이: 안드레이 비탈리예비치, 좋은 상사셨어요. 숫자를 세고 숫자를 두려워하지 않는 법을 가르쳐 주셨죠. 하지만 그 명단에 서명하면 저는 저 자신을 존중할 수 없게 됩니다. 그래서 2주는 성실히 일하고, 그걸로 끝입니다.</w:t>
-      </w:r>
-    </w:p>
-    <w:p>
-      <w:pPr>
-        <w:pStyle w:val="BodyText"/>
-      </w:pPr>
-      <w:r>
-        <w:t xml:space="preserve">구세프: 2주. 법대로. 알았어요. 제네바에 알리죠.</w:t>
-      </w:r>
-    </w:p>
-    <w:p>
-      <w:pPr>
-        <w:pStyle w:val="BodyText"/>
-      </w:pPr>
-      <w:r>
-        <w:t xml:space="preserve">알렉세이: 제 의사들은 카탸에게 넘기겠습니다. 생각하시는 것보다 나은 사람이에요.</w:t>
-      </w:r>
-    </w:p>
-    <w:p>
-      <w:pPr>
-        <w:pStyle w:val="BodyText"/>
-      </w:pPr>
-      <w:r>
-        <w:t xml:space="preserve">구세프: 예카테리나에게? 마이너스 40퍼센트인데?</w:t>
-      </w:r>
-    </w:p>
-    <w:p>
-      <w:pPr>
-        <w:pStyle w:val="BodyText"/>
-      </w:pPr>
-      <w:r>
-        <w:t xml:space="preserve">알렉세이: 의사들에게 바다를 약속하지 않으니까요. 1년만 주세요.</w:t>
-      </w:r>
-    </w:p>
-    <w:p>
-      <w:pPr>
-        <w:pStyle w:val="BodyText"/>
-      </w:pPr>
-      <w:r>
-        <w:t xml:space="preserve">구세프: 1년. 또 1년. 오늘은 다들 나한테 1년을 달라는군요.</w:t>
+        <w:t xml:space="preserve">구세프: 들어와요, 알렉세이 니콜라예비치. 목록 가져왔어요? 의사 스무 명 전부?</w:t>
+      </w:r>
+    </w:p>
+    <w:p>
+      <w:pPr>
+        <w:pStyle w:val="BodyText"/>
+      </w:pPr>
+      <w:r>
+        <w:t xml:space="preserve">알렉세이: 아니요, 안드레이 비탈리예비치. 전혀 다른 서류를 가져왔습니다.</w:t>
+      </w:r>
+    </w:p>
+    <w:p>
+      <w:pPr>
+        <w:pStyle w:val="BodyText"/>
+      </w:pPr>
+      <w:r>
+        <w:t xml:space="preserve">구세프: 이게 뭡니까? 설마 사직서라고 하지는 마세요.</w:t>
+      </w:r>
+    </w:p>
+    <w:p>
+      <w:pPr>
+        <w:pStyle w:val="BodyText"/>
+      </w:pPr>
+      <w:r>
+        <w:t xml:space="preserve">알렉세이: 사직서입니다. 회사를 그만두겠습니다.</w:t>
+      </w:r>
+    </w:p>
+    <w:p>
+      <w:pPr>
+        <w:pStyle w:val="BodyText"/>
+      </w:pPr>
+      <w:r>
+        <w:t xml:space="preserve">구세프: 소치 때문에? 출장 하나 때문에 정말 그만둔다는 겁니까?</w:t>
+      </w:r>
+    </w:p>
+    <w:p>
+      <w:pPr>
+        <w:pStyle w:val="BodyText"/>
+      </w:pPr>
+      <w:r>
+        <w:t xml:space="preserve">알렉세이: 소치만이 아닙니다. 소치는 그냥 마지막 한 방울이었을 뿐이에요.</w:t>
+      </w:r>
+    </w:p>
+    <w:p>
+      <w:pPr>
+        <w:pStyle w:val="BodyText"/>
+      </w:pPr>
+      <w:r>
+        <w:t xml:space="preserve">구세프: 앉아요, 제발. 어른답게 차분히 얘기해 봅시다.</w:t>
+      </w:r>
+    </w:p>
+    <w:p>
+      <w:pPr>
+        <w:pStyle w:val="BodyText"/>
+      </w:pPr>
+      <w:r>
+        <w:t xml:space="preserve">알렉세이: 얘기하죠. 다만 쓸데없는 말 없이 본론만요.</w:t>
+      </w:r>
+    </w:p>
+    <w:p>
+      <w:pPr>
+        <w:pStyle w:val="BodyText"/>
+      </w:pPr>
+      <w:r>
+        <w:t xml:space="preserve">구세프: 본론이라면 본론으로. 당신은 25만 루블에 보너스까지 받아요. 아파트, 차, 의료보험도 있고, 나이는 겨우 서른넷이에요. 어디로 갈 겁니까? 다른 회사요? 거기도 똑같은 소치가 있어요. 장소만 튀르키예겠죠.</w:t>
+      </w:r>
+    </w:p>
+    <w:p>
+      <w:pPr>
+        <w:pStyle w:val="BodyText"/>
+      </w:pPr>
+      <w:r>
+        <w:t xml:space="preserve">알렉세이: 다른 회사가 아닙니다. 제 일을 시작하고 싶어요.</w:t>
+      </w:r>
+    </w:p>
+    <w:p>
+      <w:pPr>
+        <w:pStyle w:val="BodyText"/>
+      </w:pPr>
+      <w:r>
+        <w:t xml:space="preserve">구세프: 당신 일? 무슨 일인지 물어봐도 될까요?</w:t>
+      </w:r>
+    </w:p>
+    <w:p>
+      <w:pPr>
+        <w:pStyle w:val="BodyText"/>
+      </w:pPr>
+      <w:r>
+        <w:t xml:space="preserve">알렉세이: 아직 정확히는 모릅니다. 하지만 처방의 대가로 의사들에게 바다를 줄 필요가 없는 일이요.</w:t>
+      </w:r>
+    </w:p>
+    <w:p>
+      <w:pPr>
+        <w:pStyle w:val="BodyText"/>
+      </w:pPr>
+      <w:r>
+        <w:t xml:space="preserve">구세프: 당신은 이상주의자예요. 그리고 사업판에서 이상주의자는 보통 1년을 못 버텨요.</w:t>
+      </w:r>
+    </w:p>
+    <w:p>
+      <w:pPr>
+        <w:pStyle w:val="BodyText"/>
+      </w:pPr>
+      <w:r>
+        <w:t xml:space="preserve">알렉세이: 그럼 저한테 1년이 있는 거네요. 그래도 아무것도 없는 것보다는 낫죠.</w:t>
+      </w:r>
+    </w:p>
+    <w:p>
+      <w:pPr>
+        <w:pStyle w:val="BodyText"/>
+      </w:pPr>
+      <w:r>
+        <w:t xml:space="preserve">구세프: 내 말 들어요. 생각할 시간으로 일주일을 줄게요. 사직서는 서랍에 넣고 아무에게도 보여 주지 않겠습니다. 마음이 바뀌면 이 대화는 그냥 없었던 걸로 하고, 의사 목록은 다음 주 월요일에 내면 돼요.</w:t>
+      </w:r>
+    </w:p>
+    <w:p>
+      <w:pPr>
+        <w:pStyle w:val="BodyText"/>
+      </w:pPr>
+      <w:r>
+        <w:t xml:space="preserve">알렉세이: 감사합니다, 안드레이 비탈리예비치. 너그러운 제안이에요. 하지만 마음은 바뀌지 않을 겁니다.</w:t>
+      </w:r>
+    </w:p>
+    <w:p>
+      <w:pPr>
+        <w:pStyle w:val="BodyText"/>
+      </w:pPr>
+      <w:r>
+        <w:t xml:space="preserve">구세프: 다들 그렇게 말하죠. 첫 아파트 고지서가 날아오기 전까지는.</w:t>
+      </w:r>
+    </w:p>
+    <w:p>
+      <w:pPr>
+        <w:pStyle w:val="BodyText"/>
+      </w:pPr>
+      <w:r>
+        <w:t xml:space="preserve">알렉세이: 아파트는 대출 없는 제 집이에요. 10년 동안 모아서 샀습니다.</w:t>
+      </w:r>
+    </w:p>
+    <w:p>
+      <w:pPr>
+        <w:pStyle w:val="BodyText"/>
+      </w:pPr>
+      <w:r>
+        <w:t xml:space="preserve">구세프: 그렇다면 더더욱 이미 가진 걸 걸지 말아야죠.</w:t>
+      </w:r>
+    </w:p>
+    <w:p>
+      <w:pPr>
+        <w:pStyle w:val="BodyText"/>
+      </w:pPr>
+      <w:r>
+        <w:t xml:space="preserve">알렉세이: 안드레이 비탈리예비치, 당신은 좋은 상사입니다. 숫자를 세고 숫자를 두려워하지 않는 법을 가르쳐 주셨죠. 하지만 그 목록에 서명하면 저는 저 자신을 존중할 수 없게 됩니다. 그래서 규정대로 2주를 성실히 근무하고 떠나겠습니다.</w:t>
+      </w:r>
+    </w:p>
+    <w:p>
+      <w:pPr>
+        <w:pStyle w:val="BodyText"/>
+      </w:pPr>
+      <w:r>
+        <w:t xml:space="preserve">구세프: 법에 정해진 대로 2주. 좋아요, 제네바에 보고하겠습니다.</w:t>
+      </w:r>
+    </w:p>
+    <w:p>
+      <w:pPr>
+        <w:pStyle w:val="BodyText"/>
+      </w:pPr>
+      <w:r>
+        <w:t xml:space="preserve">알렉세이: 제 의사들은 카탸에게 넘기겠습니다. 생각하시는 것보다 일을 잘해요.</w:t>
+      </w:r>
+    </w:p>
+    <w:p>
+      <w:pPr>
+        <w:pStyle w:val="BodyText"/>
+      </w:pPr>
+      <w:r>
+        <w:t xml:space="preserve">구세프: 예카테리나에게? 당신 숫자보다 40퍼센트나 낮은데?</w:t>
+      </w:r>
+    </w:p>
+    <w:p>
+      <w:pPr>
+        <w:pStyle w:val="BodyText"/>
+      </w:pPr>
+      <w:r>
+        <w:t xml:space="preserve">알렉세이: 의사들에게 바다를 약속하지 않으니까요. 1년만 주세요. 보시게 될 겁니다.</w:t>
+      </w:r>
+    </w:p>
+    <w:p>
+      <w:pPr>
+        <w:pStyle w:val="BodyText"/>
+      </w:pPr>
+      <w:r>
+        <w:t xml:space="preserve">구세프: 1년, 또 1년. 오늘은 왠지 다들 나한테 딱 1년을 달라고 하네요.</w:t>
       </w:r>
     </w:p>
     <w:bookmarkEnd w:id="36"/>
@@ -3606,119 +3644,119 @@
         <w:pStyle w:val="FirstParagraph"/>
       </w:pPr>
       <w:r>
-        <w:t xml:space="preserve">카탸: 료샤, 얘기 들었어. 정말 나가? 나 때문이기도 해?</w:t>
-      </w:r>
-    </w:p>
-    <w:p>
-      <w:pPr>
-        <w:pStyle w:val="BodyText"/>
-      </w:pPr>
-      <w:r>
-        <w:t xml:space="preserve">알렉세이: 너 때문 아니야. 나를 위해서야. 그리고 내 의사들을 너한테 넘겨.</w:t>
-      </w:r>
-    </w:p>
-    <w:p>
-      <w:pPr>
-        <w:pStyle w:val="BodyText"/>
-      </w:pPr>
-      <w:r>
-        <w:t xml:space="preserve">카탸: 전부? 코르닐로바까지? 날 잡아먹을 거야.</w:t>
-      </w:r>
-    </w:p>
-    <w:p>
-      <w:pPr>
-        <w:pStyle w:val="BodyText"/>
-      </w:pPr>
-      <w:r>
-        <w:t xml:space="preserve">알렉세이: 안 잡아먹어. 볼펜 안 들고 다니는 사람을 존중하거든.</w:t>
-      </w:r>
-    </w:p>
-    <w:p>
-      <w:pPr>
-        <w:pStyle w:val="BodyText"/>
-      </w:pPr>
-      <w:r>
-        <w:t xml:space="preserve">카탸: 알았어. 고마워. 그럼 넌 뭐 할 거야?</w:t>
-      </w:r>
-    </w:p>
-    <w:p>
-      <w:pPr>
-        <w:pStyle w:val="BodyText"/>
-      </w:pPr>
-      <w:r>
-        <w:t xml:space="preserve">알렉세이: 먼저 할머니 댁에 가. 토요일에. 할머니는 늘 뭐라고 해야 할지 아셔.</w:t>
-      </w:r>
-    </w:p>
-    <w:p>
-      <w:pPr>
-        <w:pStyle w:val="BodyText"/>
-      </w:pPr>
-      <w:r>
-        <w:t xml:space="preserve">카탸: 안부 전해 줘. 그리고 뭔가 생각나면 전화해. 나도 하고 싶어질지 몰라.</w:t>
-      </w:r>
-    </w:p>
-    <w:p>
-      <w:pPr>
-        <w:pStyle w:val="BodyText"/>
-      </w:pPr>
-      <w:r>
-        <w:t xml:space="preserve">알렉세이: 할머니, 안녕하세요. 깨운 건 아니죠?</w:t>
-      </w:r>
-    </w:p>
-    <w:p>
-      <w:pPr>
-        <w:pStyle w:val="BodyText"/>
-      </w:pPr>
-      <w:r>
-        <w:t xml:space="preserve">베라: 알료샤? 저녁 9시엔 안 자, 드라마 봐. 무슨 일이니?</w:t>
-      </w:r>
-    </w:p>
-    <w:p>
-      <w:pPr>
-        <w:pStyle w:val="BodyText"/>
-      </w:pPr>
-      <w:r>
-        <w:t xml:space="preserve">알렉세이: 다 괜찮아요. 회사 그만둬요.</w:t>
-      </w:r>
-    </w:p>
-    <w:p>
-      <w:pPr>
-        <w:pStyle w:val="BodyText"/>
-      </w:pPr>
-      <w:r>
-        <w:t xml:space="preserve">베라: 양복 입는 그 회사? 잘했다. 거기선 네가 우울했어, 목소리로 들었지.</w:t>
-      </w:r>
-    </w:p>
-    <w:p>
-      <w:pPr>
-        <w:pStyle w:val="BodyText"/>
-      </w:pPr>
-      <w:r>
-        <w:t xml:space="preserve">알렉세이: 할머니, 오늘 의사가 가짜 필러를 보여 줬어요. 한 여자가 얼굴을 망칠 뻔했어요. 하루 종일 생각했어요: 혹시 제가 그런 일이 더는 없게 만들 수 있지 않을까? 바보 같은 생각이에요?</w:t>
-      </w:r>
-    </w:p>
-    <w:p>
-      <w:pPr>
-        <w:pStyle w:val="BodyText"/>
-      </w:pPr>
-      <w:r>
-        <w:t xml:space="preserve">베라: 바보 같지 않아. 알면서 입 다무는 게 바보지. 토요일에 와, 파이 구울게.</w:t>
-      </w:r>
-    </w:p>
-    <w:p>
-      <w:pPr>
-        <w:pStyle w:val="BodyText"/>
-      </w:pPr>
-      <w:r>
-        <w:t xml:space="preserve">알렉세이: 갈게요. 아빠한텐 아직 말하지 마세요. 아빠는 월급이 제일이라고 생각하시잖아요.</w:t>
-      </w:r>
-    </w:p>
-    <w:p>
-      <w:pPr>
-        <w:pStyle w:val="BodyText"/>
-      </w:pPr>
-      <w:r>
-        <w:t xml:space="preserve">베라: 네 아버지는 똑똑하지만 늘 옳은 건 아니야. 오너라. 내가 40년 동안 매일 아침 진료소 문을 열기 전에 나 자신에게 하던 말을 하나 해 주마.</w:t>
+        <w:t xml:space="preserve">카탸: 료샤, 벌써 들었어. 정말 그만두는 거야? 솔직히 말해 줘, 나 때문이기도 해?</w:t>
+      </w:r>
+    </w:p>
+    <w:p>
+      <w:pPr>
+        <w:pStyle w:val="BodyText"/>
+      </w:pPr>
+      <w:r>
+        <w:t xml:space="preserve">알렉세이: 너 때문이 아니라 나 자신을 위해서야. 그리고 있잖아, 내 의사들을 너한테 넘길 거야.</w:t>
+      </w:r>
+    </w:p>
+    <w:p>
+      <w:pPr>
+        <w:pStyle w:val="BodyText"/>
+      </w:pPr>
+      <w:r>
+        <w:t xml:space="preserve">카탸: 전부? 코르닐로바까지? 첫날부터 날 잡아먹을 텐데.</w:t>
+      </w:r>
+    </w:p>
+    <w:p>
+      <w:pPr>
+        <w:pStyle w:val="BodyText"/>
+      </w:pPr>
+      <w:r>
+        <w:t xml:space="preserve">알렉세이: 안 잡아먹어. 그분은 볼펜이 아니라 질문을 들고 오는 사람을 존중해.</w:t>
+      </w:r>
+    </w:p>
+    <w:p>
+      <w:pPr>
+        <w:pStyle w:val="BodyText"/>
+      </w:pPr>
+      <w:r>
+        <w:t xml:space="preserve">카탸: 알았어, 고마워. 그럼 너는 이제 뭐 할 건데?</w:t>
+      </w:r>
+    </w:p>
+    <w:p>
+      <w:pPr>
+        <w:pStyle w:val="BodyText"/>
+      </w:pPr>
+      <w:r>
+        <w:t xml:space="preserve">알렉세이: 우선 토요일에 할머니한테 갈 거야. 할머니는 늘 무슨 말을 해야 할지 아시거든.</w:t>
+      </w:r>
+    </w:p>
+    <w:p>
+      <w:pPr>
+        <w:pStyle w:val="BodyText"/>
+      </w:pPr>
+      <w:r>
+        <w:t xml:space="preserve">카탸: 내 안부도 전해 줘. 그리고 뭔가 생각나면 전화해. 어쩌면 나도 하고 싶어질지 몰라.</w:t>
+      </w:r>
+    </w:p>
+    <w:p>
+      <w:pPr>
+        <w:pStyle w:val="BodyText"/>
+      </w:pPr>
+      <w:r>
+        <w:t xml:space="preserve">알렉세이: 할머니, 안녕. 제가 깨운 거 아니죠?</w:t>
+      </w:r>
+    </w:p>
+    <w:p>
+      <w:pPr>
+        <w:pStyle w:val="BodyText"/>
+      </w:pPr>
+      <w:r>
+        <w:t xml:space="preserve">베라: 알료샤? 저녁 아홉 시엔 안 자, 드라마 보고 있었지. 무슨 일 있니?</w:t>
+      </w:r>
+    </w:p>
+    <w:p>
+      <w:pPr>
+        <w:pStyle w:val="BodyText"/>
+      </w:pPr>
+      <w:r>
+        <w:t xml:space="preserve">알렉세이: 다 괜찮아요, 걱정 마세요. 그냥 직장을 그만두게 됐어요.</w:t>
+      </w:r>
+    </w:p>
+    <w:p>
+      <w:pPr>
+        <w:pStyle w:val="BodyText"/>
+      </w:pPr>
+      <w:r>
+        <w:t xml:space="preserve">베라: 양복 입고 다니던 거기? 잘했다. 거기 있을 때 넌 우울했어, 목소리만 들어도 알았지.</w:t>
+      </w:r>
+    </w:p>
+    <w:p>
+      <w:pPr>
+        <w:pStyle w:val="BodyText"/>
+      </w:pPr>
+      <w:r>
+        <w:t xml:space="preserve">알렉세이: 할머니, 오늘 의사 선생님이 가짜 필러를 보여 줬어요. 그것 때문에 한 여자가 얼굴을 망칠 뻔했대요. 하루 종일 생각했어요. 어쩌면 내가 그런 일이 다시는 없게 만들 수 있지 않을까? 솔직히 말해 주세요, 바보 같은 생각이에요?</w:t>
+      </w:r>
+    </w:p>
+    <w:p>
+      <w:pPr>
+        <w:pStyle w:val="BodyText"/>
+      </w:pPr>
+      <w:r>
+        <w:t xml:space="preserve">베라: 바보 같지 않아. 알면서 입 다무는 게 바보지. 토요일에 오렴, 네가 좋아하는 파이 구워 줄게.</w:t>
+      </w:r>
+    </w:p>
+    <w:p>
+      <w:pPr>
+        <w:pStyle w:val="BodyText"/>
+      </w:pPr>
+      <w:r>
+        <w:t xml:space="preserve">알렉세이: 꼭 갈게요. 다만 아버지한테는 아직 아무 말도 하지 마세요, 네? 아버지는 월급이 제일 중요하다고 생각하시잖아요.</w:t>
+      </w:r>
+    </w:p>
+    <w:p>
+      <w:pPr>
+        <w:pStyle w:val="BodyText"/>
+      </w:pPr>
+      <w:r>
+        <w:t xml:space="preserve">베라: 네 아버지는 똑똑하지만 늘 옳은 건 아니야. 오렴. 내가 40년 동안 매일 아침 보건소 문을 열기 전에 나 자신에게 했던 말을 하나 해 줄게. 그게 내 일에서 가장 중요한 거였단다.</w:t>
       </w:r>
     </w:p>
     <w:bookmarkEnd w:id="37"/>
